--- a/docs/docx/03-유즈케이스-명세서.docx
+++ b/docs/docx/03-유즈케이스-명세서.docx
@@ -7,7 +7,7 @@
         <w:rPr>
           <w:color w:val="1F7A5C"/>
         </w:rPr>
-        <w:t>SoundsFun Bridge · MVP 문서</w:t>
+        <w:t>SoundsFun Bridge · MVP 문서 v2</w:t>
       </w:r>
     </w:p>
     <w:p>
@@ -24,6 +24,360 @@
       </w:pPr>
       <w:r>
         <w:t>행위자</w:t>
+      </w:r>
+    </w:p>
+    <w:tbl>
+      <w:tblPr>
+        <w:tblStyle w:val="TableGrid"/>
+        <w:tblW w:type="auto" w:w="0"/>
+        <w:tblLook w:firstColumn="1" w:firstRow="1" w:lastColumn="0" w:lastRow="0" w:noHBand="0" w:noVBand="1" w:val="04A0"/>
+      </w:tblPr>
+      <w:tblGrid>
+        <w:gridCol w:w="3324"/>
+        <w:gridCol w:w="3324"/>
+        <w:gridCol w:w="3324"/>
+      </w:tblGrid>
+      <w:tr>
+        <w:tc>
+          <w:tcPr>
+            <w:tcW w:type="dxa" w:w="3324"/>
+            <w:shd w:val="clear" w:color="auto" w:fill="E9EFEB"/>
+          </w:tcPr>
+          <w:p>
+            <w:r>
+              <w:rPr>
+                <w:b/>
+              </w:rPr>
+            </w:r>
+            <w:r>
+              <w:rPr>
+                <w:b/>
+                <w:sz w:val="18"/>
+              </w:rPr>
+              <w:t>행위자</w:t>
+            </w:r>
+          </w:p>
+        </w:tc>
+        <w:tc>
+          <w:tcPr>
+            <w:tcW w:type="dxa" w:w="3324"/>
+            <w:shd w:val="clear" w:color="auto" w:fill="E9EFEB"/>
+          </w:tcPr>
+          <w:p>
+            <w:r>
+              <w:rPr>
+                <w:b/>
+              </w:rPr>
+            </w:r>
+            <w:r>
+              <w:rPr>
+                <w:b/>
+                <w:sz w:val="18"/>
+              </w:rPr>
+              <w:t>종류</w:t>
+            </w:r>
+          </w:p>
+        </w:tc>
+        <w:tc>
+          <w:tcPr>
+            <w:tcW w:type="dxa" w:w="3324"/>
+            <w:shd w:val="clear" w:color="auto" w:fill="E9EFEB"/>
+          </w:tcPr>
+          <w:p>
+            <w:r>
+              <w:rPr>
+                <w:b/>
+              </w:rPr>
+            </w:r>
+            <w:r>
+              <w:rPr>
+                <w:b/>
+                <w:sz w:val="18"/>
+              </w:rPr>
+              <w:t>설명</w:t>
+            </w:r>
+          </w:p>
+        </w:tc>
+      </w:tr>
+      <w:tr>
+        <w:tc>
+          <w:tcPr>
+            <w:tcW w:type="dxa" w:w="3324"/>
+          </w:tcPr>
+          <w:p>
+            <w:r/>
+            <w:r>
+              <w:rPr>
+                <w:sz w:val="18"/>
+              </w:rPr>
+              <w:t>아이</w:t>
+            </w:r>
+          </w:p>
+        </w:tc>
+        <w:tc>
+          <w:tcPr>
+            <w:tcW w:type="dxa" w:w="3324"/>
+          </w:tcPr>
+          <w:p>
+            <w:r/>
+            <w:r>
+              <w:rPr>
+                <w:sz w:val="18"/>
+              </w:rPr>
+              <w:t>주 행위자</w:t>
+            </w:r>
+          </w:p>
+        </w:tc>
+        <w:tc>
+          <w:tcPr>
+            <w:tcW w:type="dxa" w:w="3324"/>
+          </w:tcPr>
+          <w:p>
+            <w:r/>
+            <w:r>
+              <w:rPr>
+                <w:sz w:val="18"/>
+              </w:rPr>
+              <w:t>6–10세. 길을 따라 루틴을 하고 소리활동을 한다</w:t>
+            </w:r>
+          </w:p>
+        </w:tc>
+      </w:tr>
+      <w:tr>
+        <w:tc>
+          <w:tcPr>
+            <w:tcW w:type="dxa" w:w="3324"/>
+          </w:tcPr>
+          <w:p>
+            <w:r/>
+            <w:r>
+              <w:rPr>
+                <w:sz w:val="18"/>
+              </w:rPr>
+              <w:t>부모</w:t>
+            </w:r>
+          </w:p>
+        </w:tc>
+        <w:tc>
+          <w:tcPr>
+            <w:tcW w:type="dxa" w:w="3324"/>
+          </w:tcPr>
+          <w:p>
+            <w:r/>
+            <w:r>
+              <w:rPr>
+                <w:sz w:val="18"/>
+              </w:rPr>
+              <w:t>주 행위자</w:t>
+            </w:r>
+          </w:p>
+        </w:tc>
+        <w:tc>
+          <w:tcPr>
+            <w:tcW w:type="dxa" w:w="3324"/>
+          </w:tcPr>
+          <w:p>
+            <w:r/>
+            <w:r>
+              <w:rPr>
+                <w:sz w:val="18"/>
+              </w:rPr>
+              <w:t>계정 주인. 등록·설정·확인을 한다. 아이 옆에서 함께 쓰기도 한다</w:t>
+            </w:r>
+          </w:p>
+        </w:tc>
+      </w:tr>
+      <w:tr>
+        <w:tc>
+          <w:tcPr>
+            <w:tcW w:type="dxa" w:w="3324"/>
+          </w:tcPr>
+          <w:p>
+            <w:r/>
+            <w:r>
+              <w:rPr>
+                <w:sz w:val="18"/>
+              </w:rPr>
+              <w:t>YouTube</w:t>
+            </w:r>
+          </w:p>
+        </w:tc>
+        <w:tc>
+          <w:tcPr>
+            <w:tcW w:type="dxa" w:w="3324"/>
+          </w:tcPr>
+          <w:p>
+            <w:r/>
+            <w:r>
+              <w:rPr>
+                <w:sz w:val="18"/>
+              </w:rPr>
+              <w:t>외부 시스템</w:t>
+            </w:r>
+          </w:p>
+        </w:tc>
+        <w:tc>
+          <w:tcPr>
+            <w:tcW w:type="dxa" w:w="3324"/>
+          </w:tcPr>
+          <w:p>
+            <w:r/>
+            <w:r>
+              <w:rPr>
+                <w:sz w:val="18"/>
+              </w:rPr>
+              <w:t>영상을 재생한다</w:t>
+            </w:r>
+          </w:p>
+        </w:tc>
+      </w:tr>
+      <w:tr>
+        <w:tc>
+          <w:tcPr>
+            <w:tcW w:type="dxa" w:w="3324"/>
+          </w:tcPr>
+          <w:p>
+            <w:r/>
+            <w:r>
+              <w:rPr>
+                <w:sz w:val="18"/>
+              </w:rPr>
+              <w:t>음성 인식</w:t>
+            </w:r>
+          </w:p>
+        </w:tc>
+        <w:tc>
+          <w:tcPr>
+            <w:tcW w:type="dxa" w:w="3324"/>
+          </w:tcPr>
+          <w:p>
+            <w:r/>
+            <w:r>
+              <w:rPr>
+                <w:sz w:val="18"/>
+              </w:rPr>
+              <w:t>기기 기능</w:t>
+            </w:r>
+          </w:p>
+        </w:tc>
+        <w:tc>
+          <w:tcPr>
+            <w:tcW w:type="dxa" w:w="3324"/>
+          </w:tcPr>
+          <w:p>
+            <w:r/>
+            <w:r>
+              <w:rPr>
+                <w:sz w:val="18"/>
+              </w:rPr>
+              <w:t>아이가 말한 단어를 글자로 바꾼다</w:t>
+            </w:r>
+          </w:p>
+        </w:tc>
+      </w:tr>
+      <w:tr>
+        <w:tc>
+          <w:tcPr>
+            <w:tcW w:type="dxa" w:w="3324"/>
+          </w:tcPr>
+          <w:p>
+            <w:r/>
+            <w:r>
+              <w:rPr>
+                <w:sz w:val="18"/>
+              </w:rPr>
+              <w:t>알림 서비스</w:t>
+            </w:r>
+          </w:p>
+        </w:tc>
+        <w:tc>
+          <w:tcPr>
+            <w:tcW w:type="dxa" w:w="3324"/>
+          </w:tcPr>
+          <w:p>
+            <w:r/>
+            <w:r>
+              <w:rPr>
+                <w:sz w:val="18"/>
+              </w:rPr>
+              <w:t>외부 시스템</w:t>
+            </w:r>
+          </w:p>
+        </w:tc>
+        <w:tc>
+          <w:tcPr>
+            <w:tcW w:type="dxa" w:w="3324"/>
+          </w:tcPr>
+          <w:p>
+            <w:r/>
+            <w:r>
+              <w:rPr>
+                <w:sz w:val="18"/>
+              </w:rPr>
+              <w:t>기기 알림(앱) 또는 Web Push(웹)</w:t>
+            </w:r>
+          </w:p>
+        </w:tc>
+      </w:tr>
+    </w:tbl>
+    <w:p/>
+    <w:p>
+      <w:pPr>
+        <w:pStyle w:val="Heading1"/>
+      </w:pPr>
+      <w:r>
+        <w:t>유즈케이스 다이어그램</w:t>
+      </w:r>
+    </w:p>
+    <w:p>
+      <w:pPr>
+        <w:jc w:val="center"/>
+      </w:pPr>
+      <w:r>
+        <w:drawing>
+          <wp:inline xmlns:a="http://schemas.openxmlformats.org/drawingml/2006/main" xmlns:pic="http://schemas.openxmlformats.org/drawingml/2006/picture">
+            <wp:extent cx="5940000" cy="4686000"/>
+            <wp:docPr id="1" name="Picture 1"/>
+            <wp:cNvGraphicFramePr>
+              <a:graphicFrameLocks noChangeAspect="1"/>
+            </wp:cNvGraphicFramePr>
+            <a:graphic>
+              <a:graphicData uri="http://schemas.openxmlformats.org/drawingml/2006/picture">
+                <pic:pic>
+                  <pic:nvPicPr>
+                    <pic:cNvPr id="0" name="usecase.png"/>
+                    <pic:cNvPicPr/>
+                  </pic:nvPicPr>
+                  <pic:blipFill>
+                    <a:blip r:embed="rId9"/>
+                    <a:stretch>
+                      <a:fillRect/>
+                    </a:stretch>
+                  </pic:blipFill>
+                  <pic:spPr>
+                    <a:xfrm>
+                      <a:off x="0" y="0"/>
+                      <a:ext cx="5940000" cy="4686000"/>
+                    </a:xfrm>
+                    <a:prstGeom prst="rect"/>
+                  </pic:spPr>
+                </pic:pic>
+              </a:graphicData>
+            </a:graphic>
+          </wp:inline>
+        </w:drawing>
+      </w:r>
+    </w:p>
+    <w:p>
+      <w:pPr>
+        <w:jc w:val="center"/>
+      </w:pPr>
+      <w:r>
+        <w:rPr>
+          <w:color w:val="5E6E67"/>
+          <w:sz w:val="18"/>
+        </w:rPr>
+        <w:t>유즈케이스 다이어그램 — SoundsFun Bridge Week 1 MVP</w:t>
       </w:r>
     </w:p>
     <w:tbl>
@@ -53,7 +407,7 @@
                 <w:b/>
                 <w:sz w:val="18"/>
               </w:rPr>
-              <w:t>행위자</w:t>
+              <w:t>관계</w:t>
             </w:r>
           </w:p>
         </w:tc>
@@ -73,7 +427,7 @@
                 <w:b/>
                 <w:sz w:val="18"/>
               </w:rPr>
-              <w:t>설명</w:t>
+              <w:t>뜻</w:t>
             </w:r>
           </w:p>
         </w:tc>
@@ -89,7 +443,7 @@
               <w:rPr>
                 <w:sz w:val="18"/>
               </w:rPr>
-              <w:t>아이</w:t>
+              <w:t>소리 놀이 시작하기 «include» 듣기 시간 재기</w:t>
             </w:r>
           </w:p>
         </w:tc>
@@ -103,7 +457,7 @@
               <w:rPr>
                 <w:sz w:val="18"/>
               </w:rPr>
-              <w:t>주 사용자. 6~10세. 코스 맵과 레슨 화면을 쓴다. 글을 못 읽을 수 있다</w:t>
+              <w:t>시작하면 항상 시간이 흐른다</w:t>
             </w:r>
           </w:p>
         </w:tc>
@@ -119,7 +473,7 @@
               <w:rPr>
                 <w:sz w:val="18"/>
               </w:rPr>
-              <w:t>부모</w:t>
+              <w:t>듣기 시간 재기 «extend» 루틴 완료하기</w:t>
             </w:r>
           </w:p>
         </w:tc>
@@ -133,7 +487,7 @@
               <w:rPr>
                 <w:sz w:val="18"/>
               </w:rPr>
-              <w:t>계정 주인. 부모 확인을 거쳐 대시보드·설정을 쓴다</w:t>
+              <w:t>목표 시간에 닿으면 자동 완료로 이어진다</w:t>
             </w:r>
           </w:p>
         </w:tc>
@@ -149,7 +503,7 @@
               <w:rPr>
                 <w:sz w:val="18"/>
               </w:rPr>
-              <w:t>알림 시스템</w:t>
+              <w:t>루틴 완료하기 «include» 스티커·연속일 쌓기</w:t>
             </w:r>
           </w:p>
         </w:tc>
@@ -163,7 +517,7 @@
               <w:rPr>
                 <w:sz w:val="18"/>
               </w:rPr>
-              <w:t>정해진 시각에 알림을 보낸다</w:t>
+              <w:t>완료는 언제나 보상으로 이어진다</w:t>
             </w:r>
           </w:p>
         </w:tc>
@@ -179,7 +533,7 @@
               <w:rPr>
                 <w:sz w:val="18"/>
               </w:rPr>
-              <w:t>유튜브</w:t>
+              <w:t>단어 맞추기·말하기 «include» 별 받기</w:t>
             </w:r>
           </w:p>
         </w:tc>
@@ -193,37 +547,7 @@
               <w:rPr>
                 <w:sz w:val="18"/>
               </w:rPr>
-              <w:t>외부. 영상 재생을 담당</w:t>
-            </w:r>
-          </w:p>
-        </w:tc>
-      </w:tr>
-      <w:tr>
-        <w:tc>
-          <w:tcPr>
-            <w:tcW w:type="dxa" w:w="4986"/>
-          </w:tcPr>
-          <w:p>
-            <w:r/>
-            <w:r>
-              <w:rPr>
-                <w:sz w:val="18"/>
-              </w:rPr>
-              <w:t>음성인식</w:t>
-            </w:r>
-          </w:p>
-        </w:tc>
-        <w:tc>
-          <w:tcPr>
-            <w:tcW w:type="dxa" w:w="4986"/>
-          </w:tcPr>
-          <w:p>
-            <w:r/>
-            <w:r>
-              <w:rPr>
-                <w:sz w:val="18"/>
-              </w:rPr>
-              <w:t>기기 내장 또는 서버. 아이 발화를 글자로 바꾼다</w:t>
+              <w:t>맞히거나 통과하면 별</w:t>
             </w:r>
           </w:p>
         </w:tc>
@@ -235,54 +559,1039 @@
         <w:pStyle w:val="Heading1"/>
       </w:pPr>
       <w:r>
-        <w:t>유즈케이스 다이어그램</w:t>
+        <w:t>유즈케이스 목록</w:t>
       </w:r>
     </w:p>
-    <w:p>
-      <w:pPr>
-        <w:jc w:val="center"/>
-      </w:pPr>
-      <w:r>
-        <w:drawing>
-          <wp:inline xmlns:a="http://schemas.openxmlformats.org/drawingml/2006/main" xmlns:pic="http://schemas.openxmlformats.org/drawingml/2006/picture">
-            <wp:extent cx="5760000" cy="12261600"/>
-            <wp:docPr id="1" name="Picture 1"/>
-            <wp:cNvGraphicFramePr>
-              <a:graphicFrameLocks noChangeAspect="1"/>
-            </wp:cNvGraphicFramePr>
-            <a:graphic>
-              <a:graphicData uri="http://schemas.openxmlformats.org/drawingml/2006/picture">
-                <pic:pic>
-                  <pic:nvPicPr>
-                    <pic:cNvPr id="0" name="image.png"/>
-                    <pic:cNvPicPr/>
-                  </pic:nvPicPr>
-                  <pic:blipFill>
-                    <a:blip r:embed="rId9"/>
-                    <a:stretch>
-                      <a:fillRect/>
-                    </a:stretch>
-                  </pic:blipFill>
-                  <pic:spPr>
-                    <a:xfrm>
-                      <a:off x="0" y="0"/>
-                      <a:ext cx="5760000" cy="12261600"/>
-                    </a:xfrm>
-                    <a:prstGeom prst="rect"/>
-                  </pic:spPr>
-                </pic:pic>
-              </a:graphicData>
-            </a:graphic>
-          </wp:inline>
-        </w:drawing>
-      </w:r>
-    </w:p>
+    <w:tbl>
+      <w:tblPr>
+        <w:tblStyle w:val="TableGrid"/>
+        <w:tblW w:type="auto" w:w="0"/>
+        <w:tblLook w:firstColumn="1" w:firstRow="1" w:lastColumn="0" w:lastRow="0" w:noHBand="0" w:noVBand="1" w:val="04A0"/>
+      </w:tblPr>
+      <w:tblGrid>
+        <w:gridCol w:w="2493"/>
+        <w:gridCol w:w="2493"/>
+        <w:gridCol w:w="2493"/>
+        <w:gridCol w:w="2493"/>
+      </w:tblGrid>
+      <w:tr>
+        <w:tc>
+          <w:tcPr>
+            <w:tcW w:type="dxa" w:w="2493"/>
+            <w:shd w:val="clear" w:color="auto" w:fill="E9EFEB"/>
+          </w:tcPr>
+          <w:p>
+            <w:r>
+              <w:rPr>
+                <w:b/>
+              </w:rPr>
+            </w:r>
+            <w:r>
+              <w:rPr>
+                <w:b/>
+                <w:sz w:val="18"/>
+              </w:rPr>
+              <w:t>ID</w:t>
+            </w:r>
+          </w:p>
+        </w:tc>
+        <w:tc>
+          <w:tcPr>
+            <w:tcW w:type="dxa" w:w="2493"/>
+            <w:shd w:val="clear" w:color="auto" w:fill="E9EFEB"/>
+          </w:tcPr>
+          <w:p>
+            <w:r>
+              <w:rPr>
+                <w:b/>
+              </w:rPr>
+            </w:r>
+            <w:r>
+              <w:rPr>
+                <w:b/>
+                <w:sz w:val="18"/>
+              </w:rPr>
+              <w:t>이름</w:t>
+            </w:r>
+          </w:p>
+        </w:tc>
+        <w:tc>
+          <w:tcPr>
+            <w:tcW w:type="dxa" w:w="2493"/>
+            <w:shd w:val="clear" w:color="auto" w:fill="E9EFEB"/>
+          </w:tcPr>
+          <w:p>
+            <w:r>
+              <w:rPr>
+                <w:b/>
+              </w:rPr>
+            </w:r>
+            <w:r>
+              <w:rPr>
+                <w:b/>
+                <w:sz w:val="18"/>
+              </w:rPr>
+              <w:t>행위자</w:t>
+            </w:r>
+          </w:p>
+        </w:tc>
+        <w:tc>
+          <w:tcPr>
+            <w:tcW w:type="dxa" w:w="2493"/>
+            <w:shd w:val="clear" w:color="auto" w:fill="E9EFEB"/>
+          </w:tcPr>
+          <w:p>
+            <w:r>
+              <w:rPr>
+                <w:b/>
+              </w:rPr>
+            </w:r>
+            <w:r>
+              <w:rPr>
+                <w:b/>
+                <w:sz w:val="18"/>
+              </w:rPr>
+              <w:t>관련 요구사항</w:t>
+            </w:r>
+          </w:p>
+        </w:tc>
+      </w:tr>
+      <w:tr>
+        <w:tc>
+          <w:tcPr>
+            <w:tcW w:type="dxa" w:w="2493"/>
+          </w:tcPr>
+          <w:p>
+            <w:r/>
+            <w:r>
+              <w:rPr>
+                <w:sz w:val="18"/>
+              </w:rPr>
+              <w:t>UC-01</w:t>
+            </w:r>
+          </w:p>
+        </w:tc>
+        <w:tc>
+          <w:tcPr>
+            <w:tcW w:type="dxa" w:w="2493"/>
+          </w:tcPr>
+          <w:p>
+            <w:r/>
+            <w:r>
+              <w:rPr>
+                <w:sz w:val="18"/>
+              </w:rPr>
+              <w:t>시작 영상 보고 들어가기</w:t>
+            </w:r>
+          </w:p>
+        </w:tc>
+        <w:tc>
+          <w:tcPr>
+            <w:tcW w:type="dxa" w:w="2493"/>
+          </w:tcPr>
+          <w:p>
+            <w:r/>
+            <w:r>
+              <w:rPr>
+                <w:sz w:val="18"/>
+              </w:rPr>
+              <w:t>아이</w:t>
+            </w:r>
+          </w:p>
+        </w:tc>
+        <w:tc>
+          <w:tcPr>
+            <w:tcW w:type="dxa" w:w="2493"/>
+          </w:tcPr>
+          <w:p>
+            <w:r/>
+            <w:r>
+              <w:rPr>
+                <w:sz w:val="18"/>
+              </w:rPr>
+              <w:t>FR-101</w:t>
+            </w:r>
+          </w:p>
+        </w:tc>
+      </w:tr>
+      <w:tr>
+        <w:tc>
+          <w:tcPr>
+            <w:tcW w:type="dxa" w:w="2493"/>
+          </w:tcPr>
+          <w:p>
+            <w:r/>
+            <w:r>
+              <w:rPr>
+                <w:sz w:val="18"/>
+              </w:rPr>
+              <w:t>UC-02</w:t>
+            </w:r>
+          </w:p>
+        </w:tc>
+        <w:tc>
+          <w:tcPr>
+            <w:tcW w:type="dxa" w:w="2493"/>
+          </w:tcPr>
+          <w:p>
+            <w:r/>
+            <w:r>
+              <w:rPr>
+                <w:sz w:val="18"/>
+              </w:rPr>
+              <w:t>오늘의 루틴 길 보기</w:t>
+            </w:r>
+          </w:p>
+        </w:tc>
+        <w:tc>
+          <w:tcPr>
+            <w:tcW w:type="dxa" w:w="2493"/>
+          </w:tcPr>
+          <w:p>
+            <w:r/>
+            <w:r>
+              <w:rPr>
+                <w:sz w:val="18"/>
+              </w:rPr>
+              <w:t>아이</w:t>
+            </w:r>
+          </w:p>
+        </w:tc>
+        <w:tc>
+          <w:tcPr>
+            <w:tcW w:type="dxa" w:w="2493"/>
+          </w:tcPr>
+          <w:p>
+            <w:r/>
+            <w:r>
+              <w:rPr>
+                <w:sz w:val="18"/>
+              </w:rPr>
+              <w:t>FR-301–308</w:t>
+            </w:r>
+          </w:p>
+        </w:tc>
+      </w:tr>
+      <w:tr>
+        <w:tc>
+          <w:tcPr>
+            <w:tcW w:type="dxa" w:w="2493"/>
+          </w:tcPr>
+          <w:p>
+            <w:r/>
+            <w:r>
+              <w:rPr>
+                <w:sz w:val="18"/>
+              </w:rPr>
+              <w:t>UC-03</w:t>
+            </w:r>
+          </w:p>
+        </w:tc>
+        <w:tc>
+          <w:tcPr>
+            <w:tcW w:type="dxa" w:w="2493"/>
+          </w:tcPr>
+          <w:p>
+            <w:r/>
+            <w:r>
+              <w:rPr>
+                <w:sz w:val="18"/>
+              </w:rPr>
+              <w:t>소리 놀이 시작하기</w:t>
+            </w:r>
+          </w:p>
+        </w:tc>
+        <w:tc>
+          <w:tcPr>
+            <w:tcW w:type="dxa" w:w="2493"/>
+          </w:tcPr>
+          <w:p>
+            <w:r/>
+            <w:r>
+              <w:rPr>
+                <w:sz w:val="18"/>
+              </w:rPr>
+              <w:t>아이, YouTube</w:t>
+            </w:r>
+          </w:p>
+        </w:tc>
+        <w:tc>
+          <w:tcPr>
+            <w:tcW w:type="dxa" w:w="2493"/>
+          </w:tcPr>
+          <w:p>
+            <w:r/>
+            <w:r>
+              <w:rPr>
+                <w:sz w:val="18"/>
+              </w:rPr>
+              <w:t>FR-401–403</w:t>
+            </w:r>
+          </w:p>
+        </w:tc>
+      </w:tr>
+      <w:tr>
+        <w:tc>
+          <w:tcPr>
+            <w:tcW w:type="dxa" w:w="2493"/>
+          </w:tcPr>
+          <w:p>
+            <w:r/>
+            <w:r>
+              <w:rPr>
+                <w:sz w:val="18"/>
+              </w:rPr>
+              <w:t>UC-04</w:t>
+            </w:r>
+          </w:p>
+        </w:tc>
+        <w:tc>
+          <w:tcPr>
+            <w:tcW w:type="dxa" w:w="2493"/>
+          </w:tcPr>
+          <w:p>
+            <w:r/>
+            <w:r>
+              <w:rPr>
+                <w:sz w:val="18"/>
+              </w:rPr>
+              <w:t>루틴 완료하기</w:t>
+            </w:r>
+          </w:p>
+        </w:tc>
+        <w:tc>
+          <w:tcPr>
+            <w:tcW w:type="dxa" w:w="2493"/>
+          </w:tcPr>
+          <w:p>
+            <w:r/>
+            <w:r>
+              <w:rPr>
+                <w:sz w:val="18"/>
+              </w:rPr>
+              <w:t>아이</w:t>
+            </w:r>
+          </w:p>
+        </w:tc>
+        <w:tc>
+          <w:tcPr>
+            <w:tcW w:type="dxa" w:w="2493"/>
+          </w:tcPr>
+          <w:p>
+            <w:r/>
+            <w:r>
+              <w:rPr>
+                <w:sz w:val="18"/>
+              </w:rPr>
+              <w:t>FR-404–407</w:t>
+            </w:r>
+          </w:p>
+        </w:tc>
+      </w:tr>
+      <w:tr>
+        <w:tc>
+          <w:tcPr>
+            <w:tcW w:type="dxa" w:w="2493"/>
+          </w:tcPr>
+          <w:p>
+            <w:r/>
+            <w:r>
+              <w:rPr>
+                <w:sz w:val="18"/>
+              </w:rPr>
+              <w:t>UC-05</w:t>
+            </w:r>
+          </w:p>
+        </w:tc>
+        <w:tc>
+          <w:tcPr>
+            <w:tcW w:type="dxa" w:w="2493"/>
+          </w:tcPr>
+          <w:p>
+            <w:r/>
+            <w:r>
+              <w:rPr>
+                <w:sz w:val="18"/>
+              </w:rPr>
+              <w:t>단어 맞추기</w:t>
+            </w:r>
+          </w:p>
+        </w:tc>
+        <w:tc>
+          <w:tcPr>
+            <w:tcW w:type="dxa" w:w="2493"/>
+          </w:tcPr>
+          <w:p>
+            <w:r/>
+            <w:r>
+              <w:rPr>
+                <w:sz w:val="18"/>
+              </w:rPr>
+              <w:t>아이</w:t>
+            </w:r>
+          </w:p>
+        </w:tc>
+        <w:tc>
+          <w:tcPr>
+            <w:tcW w:type="dxa" w:w="2493"/>
+          </w:tcPr>
+          <w:p>
+            <w:r/>
+            <w:r>
+              <w:rPr>
+                <w:sz w:val="18"/>
+              </w:rPr>
+              <w:t>FR-502–505</w:t>
+            </w:r>
+          </w:p>
+        </w:tc>
+      </w:tr>
+      <w:tr>
+        <w:tc>
+          <w:tcPr>
+            <w:tcW w:type="dxa" w:w="2493"/>
+          </w:tcPr>
+          <w:p>
+            <w:r/>
+            <w:r>
+              <w:rPr>
+                <w:sz w:val="18"/>
+              </w:rPr>
+              <w:t>UC-06</w:t>
+            </w:r>
+          </w:p>
+        </w:tc>
+        <w:tc>
+          <w:tcPr>
+            <w:tcW w:type="dxa" w:w="2493"/>
+          </w:tcPr>
+          <w:p>
+            <w:r/>
+            <w:r>
+              <w:rPr>
+                <w:sz w:val="18"/>
+              </w:rPr>
+              <w:t>단어 말하기</w:t>
+            </w:r>
+          </w:p>
+        </w:tc>
+        <w:tc>
+          <w:tcPr>
+            <w:tcW w:type="dxa" w:w="2493"/>
+          </w:tcPr>
+          <w:p>
+            <w:r/>
+            <w:r>
+              <w:rPr>
+                <w:sz w:val="18"/>
+              </w:rPr>
+              <w:t>아이, 음성 인식</w:t>
+            </w:r>
+          </w:p>
+        </w:tc>
+        <w:tc>
+          <w:tcPr>
+            <w:tcW w:type="dxa" w:w="2493"/>
+          </w:tcPr>
+          <w:p>
+            <w:r/>
+            <w:r>
+              <w:rPr>
+                <w:sz w:val="18"/>
+              </w:rPr>
+              <w:t>FR-506–508</w:t>
+            </w:r>
+          </w:p>
+        </w:tc>
+      </w:tr>
+      <w:tr>
+        <w:tc>
+          <w:tcPr>
+            <w:tcW w:type="dxa" w:w="2493"/>
+          </w:tcPr>
+          <w:p>
+            <w:r/>
+            <w:r>
+              <w:rPr>
+                <w:sz w:val="18"/>
+              </w:rPr>
+              <w:t>UC-07</w:t>
+            </w:r>
+          </w:p>
+        </w:tc>
+        <w:tc>
+          <w:tcPr>
+            <w:tcW w:type="dxa" w:w="2493"/>
+          </w:tcPr>
+          <w:p>
+            <w:r/>
+            <w:r>
+              <w:rPr>
+                <w:sz w:val="18"/>
+              </w:rPr>
+              <w:t>48주 여정 보기</w:t>
+            </w:r>
+          </w:p>
+        </w:tc>
+        <w:tc>
+          <w:tcPr>
+            <w:tcW w:type="dxa" w:w="2493"/>
+          </w:tcPr>
+          <w:p>
+            <w:r/>
+            <w:r>
+              <w:rPr>
+                <w:sz w:val="18"/>
+              </w:rPr>
+              <w:t>아이</w:t>
+            </w:r>
+          </w:p>
+        </w:tc>
+        <w:tc>
+          <w:tcPr>
+            <w:tcW w:type="dxa" w:w="2493"/>
+          </w:tcPr>
+          <w:p>
+            <w:r/>
+            <w:r>
+              <w:rPr>
+                <w:sz w:val="18"/>
+              </w:rPr>
+              <w:t>FR-501</w:t>
+            </w:r>
+          </w:p>
+        </w:tc>
+      </w:tr>
+      <w:tr>
+        <w:tc>
+          <w:tcPr>
+            <w:tcW w:type="dxa" w:w="2493"/>
+          </w:tcPr>
+          <w:p>
+            <w:r/>
+            <w:r>
+              <w:rPr>
+                <w:sz w:val="18"/>
+              </w:rPr>
+              <w:t>UC-08</w:t>
+            </w:r>
+          </w:p>
+        </w:tc>
+        <w:tc>
+          <w:tcPr>
+            <w:tcW w:type="dxa" w:w="2493"/>
+          </w:tcPr>
+          <w:p>
+            <w:r/>
+            <w:r>
+              <w:rPr>
+                <w:sz w:val="18"/>
+              </w:rPr>
+              <w:t>기록 보기</w:t>
+            </w:r>
+          </w:p>
+        </w:tc>
+        <w:tc>
+          <w:tcPr>
+            <w:tcW w:type="dxa" w:w="2493"/>
+          </w:tcPr>
+          <w:p>
+            <w:r/>
+            <w:r>
+              <w:rPr>
+                <w:sz w:val="18"/>
+              </w:rPr>
+              <w:t>부모</w:t>
+            </w:r>
+          </w:p>
+        </w:tc>
+        <w:tc>
+          <w:tcPr>
+            <w:tcW w:type="dxa" w:w="2493"/>
+          </w:tcPr>
+          <w:p>
+            <w:r/>
+            <w:r>
+              <w:rPr>
+                <w:sz w:val="18"/>
+              </w:rPr>
+              <w:t>FR-601–605, 608</w:t>
+            </w:r>
+          </w:p>
+        </w:tc>
+      </w:tr>
+      <w:tr>
+        <w:tc>
+          <w:tcPr>
+            <w:tcW w:type="dxa" w:w="2493"/>
+          </w:tcPr>
+          <w:p>
+            <w:r/>
+            <w:r>
+              <w:rPr>
+                <w:sz w:val="18"/>
+              </w:rPr>
+              <w:t>UC-09</w:t>
+            </w:r>
+          </w:p>
+        </w:tc>
+        <w:tc>
+          <w:tcPr>
+            <w:tcW w:type="dxa" w:w="2493"/>
+          </w:tcPr>
+          <w:p>
+            <w:r/>
+            <w:r>
+              <w:rPr>
+                <w:sz w:val="18"/>
+              </w:rPr>
+              <w:t>‘들었어요’ 표시·해제</w:t>
+            </w:r>
+          </w:p>
+        </w:tc>
+        <w:tc>
+          <w:tcPr>
+            <w:tcW w:type="dxa" w:w="2493"/>
+          </w:tcPr>
+          <w:p>
+            <w:r/>
+            <w:r>
+              <w:rPr>
+                <w:sz w:val="18"/>
+              </w:rPr>
+              <w:t>부모</w:t>
+            </w:r>
+          </w:p>
+        </w:tc>
+        <w:tc>
+          <w:tcPr>
+            <w:tcW w:type="dxa" w:w="2493"/>
+          </w:tcPr>
+          <w:p>
+            <w:r/>
+            <w:r>
+              <w:rPr>
+                <w:sz w:val="18"/>
+              </w:rPr>
+              <w:t>FR-606–607</w:t>
+            </w:r>
+          </w:p>
+        </w:tc>
+      </w:tr>
+      <w:tr>
+        <w:tc>
+          <w:tcPr>
+            <w:tcW w:type="dxa" w:w="2493"/>
+          </w:tcPr>
+          <w:p>
+            <w:r/>
+            <w:r>
+              <w:rPr>
+                <w:sz w:val="18"/>
+              </w:rPr>
+              <w:t>UC-10</w:t>
+            </w:r>
+          </w:p>
+        </w:tc>
+        <w:tc>
+          <w:tcPr>
+            <w:tcW w:type="dxa" w:w="2493"/>
+          </w:tcPr>
+          <w:p>
+            <w:r/>
+            <w:r>
+              <w:rPr>
+                <w:sz w:val="18"/>
+              </w:rPr>
+              <w:t>모은 스티커 보기</w:t>
+            </w:r>
+          </w:p>
+        </w:tc>
+        <w:tc>
+          <w:tcPr>
+            <w:tcW w:type="dxa" w:w="2493"/>
+          </w:tcPr>
+          <w:p>
+            <w:r/>
+            <w:r>
+              <w:rPr>
+                <w:sz w:val="18"/>
+              </w:rPr>
+              <w:t>부모</w:t>
+            </w:r>
+          </w:p>
+        </w:tc>
+        <w:tc>
+          <w:tcPr>
+            <w:tcW w:type="dxa" w:w="2493"/>
+          </w:tcPr>
+          <w:p>
+            <w:r/>
+            <w:r>
+              <w:rPr>
+                <w:sz w:val="18"/>
+              </w:rPr>
+              <w:t>FR-608</w:t>
+            </w:r>
+          </w:p>
+        </w:tc>
+      </w:tr>
+      <w:tr>
+        <w:tc>
+          <w:tcPr>
+            <w:tcW w:type="dxa" w:w="2493"/>
+          </w:tcPr>
+          <w:p>
+            <w:r/>
+            <w:r>
+              <w:rPr>
+                <w:sz w:val="18"/>
+              </w:rPr>
+              <w:t>UC-11</w:t>
+            </w:r>
+          </w:p>
+        </w:tc>
+        <w:tc>
+          <w:tcPr>
+            <w:tcW w:type="dxa" w:w="2493"/>
+          </w:tcPr>
+          <w:p>
+            <w:r/>
+            <w:r>
+              <w:rPr>
+                <w:sz w:val="18"/>
+              </w:rPr>
+              <w:t>가입·로그인</w:t>
+            </w:r>
+          </w:p>
+        </w:tc>
+        <w:tc>
+          <w:tcPr>
+            <w:tcW w:type="dxa" w:w="2493"/>
+          </w:tcPr>
+          <w:p>
+            <w:r/>
+            <w:r>
+              <w:rPr>
+                <w:sz w:val="18"/>
+              </w:rPr>
+              <w:t>부모</w:t>
+            </w:r>
+          </w:p>
+        </w:tc>
+        <w:tc>
+          <w:tcPr>
+            <w:tcW w:type="dxa" w:w="2493"/>
+          </w:tcPr>
+          <w:p>
+            <w:r/>
+            <w:r>
+              <w:rPr>
+                <w:sz w:val="18"/>
+              </w:rPr>
+              <w:t>FR-102–104</w:t>
+            </w:r>
+          </w:p>
+        </w:tc>
+      </w:tr>
+      <w:tr>
+        <w:tc>
+          <w:tcPr>
+            <w:tcW w:type="dxa" w:w="2493"/>
+          </w:tcPr>
+          <w:p>
+            <w:r/>
+            <w:r>
+              <w:rPr>
+                <w:sz w:val="18"/>
+              </w:rPr>
+              <w:t>UC-12</w:t>
+            </w:r>
+          </w:p>
+        </w:tc>
+        <w:tc>
+          <w:tcPr>
+            <w:tcW w:type="dxa" w:w="2493"/>
+          </w:tcPr>
+          <w:p>
+            <w:r/>
+            <w:r>
+              <w:rPr>
+                <w:sz w:val="18"/>
+              </w:rPr>
+              <w:t>아이 등록·친구/사진 고르기</w:t>
+            </w:r>
+          </w:p>
+        </w:tc>
+        <w:tc>
+          <w:tcPr>
+            <w:tcW w:type="dxa" w:w="2493"/>
+          </w:tcPr>
+          <w:p>
+            <w:r/>
+            <w:r>
+              <w:rPr>
+                <w:sz w:val="18"/>
+              </w:rPr>
+              <w:t>부모</w:t>
+            </w:r>
+          </w:p>
+        </w:tc>
+        <w:tc>
+          <w:tcPr>
+            <w:tcW w:type="dxa" w:w="2493"/>
+          </w:tcPr>
+          <w:p>
+            <w:r/>
+            <w:r>
+              <w:rPr>
+                <w:sz w:val="18"/>
+              </w:rPr>
+              <w:t>FR-201–204</w:t>
+            </w:r>
+          </w:p>
+        </w:tc>
+      </w:tr>
+      <w:tr>
+        <w:tc>
+          <w:tcPr>
+            <w:tcW w:type="dxa" w:w="2493"/>
+          </w:tcPr>
+          <w:p>
+            <w:r/>
+            <w:r>
+              <w:rPr>
+                <w:sz w:val="18"/>
+              </w:rPr>
+              <w:t>UC-13</w:t>
+            </w:r>
+          </w:p>
+        </w:tc>
+        <w:tc>
+          <w:tcPr>
+            <w:tcW w:type="dxa" w:w="2493"/>
+          </w:tcPr>
+          <w:p>
+            <w:r/>
+            <w:r>
+              <w:rPr>
+                <w:sz w:val="18"/>
+              </w:rPr>
+              <w:t>알림 시간 정하기</w:t>
+            </w:r>
+          </w:p>
+        </w:tc>
+        <w:tc>
+          <w:tcPr>
+            <w:tcW w:type="dxa" w:w="2493"/>
+          </w:tcPr>
+          <w:p>
+            <w:r/>
+            <w:r>
+              <w:rPr>
+                <w:sz w:val="18"/>
+              </w:rPr>
+              <w:t>부모</w:t>
+            </w:r>
+          </w:p>
+        </w:tc>
+        <w:tc>
+          <w:tcPr>
+            <w:tcW w:type="dxa" w:w="2493"/>
+          </w:tcPr>
+          <w:p>
+            <w:r/>
+            <w:r>
+              <w:rPr>
+                <w:sz w:val="18"/>
+              </w:rPr>
+              <w:t>FR-701, 703</w:t>
+            </w:r>
+          </w:p>
+        </w:tc>
+      </w:tr>
+      <w:tr>
+        <w:tc>
+          <w:tcPr>
+            <w:tcW w:type="dxa" w:w="2493"/>
+          </w:tcPr>
+          <w:p>
+            <w:r/>
+            <w:r>
+              <w:rPr>
+                <w:sz w:val="18"/>
+              </w:rPr>
+              <w:t>UC-14</w:t>
+            </w:r>
+          </w:p>
+        </w:tc>
+        <w:tc>
+          <w:tcPr>
+            <w:tcW w:type="dxa" w:w="2493"/>
+          </w:tcPr>
+          <w:p>
+            <w:r/>
+            <w:r>
+              <w:rPr>
+                <w:sz w:val="18"/>
+              </w:rPr>
+              <w:t>하잉RTA 주말 콘텐츠 켜기</w:t>
+            </w:r>
+          </w:p>
+        </w:tc>
+        <w:tc>
+          <w:tcPr>
+            <w:tcW w:type="dxa" w:w="2493"/>
+          </w:tcPr>
+          <w:p>
+            <w:r/>
+            <w:r>
+              <w:rPr>
+                <w:sz w:val="18"/>
+              </w:rPr>
+              <w:t>부모</w:t>
+            </w:r>
+          </w:p>
+        </w:tc>
+        <w:tc>
+          <w:tcPr>
+            <w:tcW w:type="dxa" w:w="2493"/>
+          </w:tcPr>
+          <w:p>
+            <w:r/>
+            <w:r>
+              <w:rPr>
+                <w:sz w:val="18"/>
+              </w:rPr>
+              <w:t>FR-704</w:t>
+            </w:r>
+          </w:p>
+        </w:tc>
+      </w:tr>
+      <w:tr>
+        <w:tc>
+          <w:tcPr>
+            <w:tcW w:type="dxa" w:w="2493"/>
+          </w:tcPr>
+          <w:p>
+            <w:r/>
+            <w:r>
+              <w:rPr>
+                <w:sz w:val="18"/>
+              </w:rPr>
+              <w:t>UC-15</w:t>
+            </w:r>
+          </w:p>
+        </w:tc>
+        <w:tc>
+          <w:tcPr>
+            <w:tcW w:type="dxa" w:w="2493"/>
+          </w:tcPr>
+          <w:p>
+            <w:r/>
+            <w:r>
+              <w:rPr>
+                <w:sz w:val="18"/>
+              </w:rPr>
+              <w:t>루틴 알림 받기</w:t>
+            </w:r>
+          </w:p>
+        </w:tc>
+        <w:tc>
+          <w:tcPr>
+            <w:tcW w:type="dxa" w:w="2493"/>
+          </w:tcPr>
+          <w:p>
+            <w:r/>
+            <w:r>
+              <w:rPr>
+                <w:sz w:val="18"/>
+              </w:rPr>
+              <w:t>부모, 알림 서비스</w:t>
+            </w:r>
+          </w:p>
+        </w:tc>
+        <w:tc>
+          <w:tcPr>
+            <w:tcW w:type="dxa" w:w="2493"/>
+          </w:tcPr>
+          <w:p>
+            <w:r/>
+            <w:r>
+              <w:rPr>
+                <w:sz w:val="18"/>
+              </w:rPr>
+              <w:t>FR-702</w:t>
+            </w:r>
+          </w:p>
+        </w:tc>
+      </w:tr>
+      <w:tr>
+        <w:tc>
+          <w:tcPr>
+            <w:tcW w:type="dxa" w:w="2493"/>
+          </w:tcPr>
+          <w:p>
+            <w:r/>
+            <w:r>
+              <w:rPr>
+                <w:sz w:val="18"/>
+              </w:rPr>
+              <w:t>UC-16</w:t>
+            </w:r>
+          </w:p>
+        </w:tc>
+        <w:tc>
+          <w:tcPr>
+            <w:tcW w:type="dxa" w:w="2493"/>
+          </w:tcPr>
+          <w:p>
+            <w:r/>
+            <w:r>
+              <w:rPr>
+                <w:sz w:val="18"/>
+              </w:rPr>
+              <w:t>탈퇴하기</w:t>
+            </w:r>
+          </w:p>
+        </w:tc>
+        <w:tc>
+          <w:tcPr>
+            <w:tcW w:type="dxa" w:w="2493"/>
+          </w:tcPr>
+          <w:p>
+            <w:r/>
+            <w:r>
+              <w:rPr>
+                <w:sz w:val="18"/>
+              </w:rPr>
+              <w:t>부모</w:t>
+            </w:r>
+          </w:p>
+        </w:tc>
+        <w:tc>
+          <w:tcPr>
+            <w:tcW w:type="dxa" w:w="2493"/>
+          </w:tcPr>
+          <w:p>
+            <w:r/>
+            <w:r>
+              <w:rPr>
+                <w:sz w:val="18"/>
+              </w:rPr>
+              <w:t>FR-105</w:t>
+            </w:r>
+          </w:p>
+        </w:tc>
+      </w:tr>
+    </w:tbl>
+    <w:p/>
     <w:p>
       <w:pPr>
         <w:pStyle w:val="Heading1"/>
       </w:pPr>
       <w:r>
-        <w:t>UC-01 처음 시작하기</w:t>
+        <w:t>UC-01 시작 영상 보고 들어가기</w:t>
       </w:r>
     </w:p>
     <w:tbl>
@@ -348,7 +1657,7 @@
               <w:rPr>
                 <w:sz w:val="18"/>
               </w:rPr>
-              <w:t>행위자</w:t>
+              <w:t>시작 조건</w:t>
             </w:r>
           </w:p>
         </w:tc>
@@ -362,7 +1671,7 @@
               <w:rPr>
                 <w:sz w:val="18"/>
               </w:rPr>
-              <w:t>부모</w:t>
+              <w:t>앱을 연다</w:t>
             </w:r>
           </w:p>
         </w:tc>
@@ -378,7 +1687,7 @@
               <w:rPr>
                 <w:sz w:val="18"/>
               </w:rPr>
-              <w:t>사전 조건</w:t>
+              <w:t>끝난 뒤</w:t>
             </w:r>
           </w:p>
         </w:tc>
@@ -392,67 +1701,7 @@
               <w:rPr>
                 <w:sz w:val="18"/>
               </w:rPr>
-              <w:t>앱 첫 실행</w:t>
-            </w:r>
-          </w:p>
-        </w:tc>
-      </w:tr>
-      <w:tr>
-        <w:tc>
-          <w:tcPr>
-            <w:tcW w:type="dxa" w:w="4986"/>
-          </w:tcPr>
-          <w:p>
-            <w:r/>
-            <w:r>
-              <w:rPr>
-                <w:sz w:val="18"/>
-              </w:rPr>
-              <w:t>트리거</w:t>
-            </w:r>
-          </w:p>
-        </w:tc>
-        <w:tc>
-          <w:tcPr>
-            <w:tcW w:type="dxa" w:w="4986"/>
-          </w:tcPr>
-          <w:p>
-            <w:r/>
-            <w:r>
-              <w:rPr>
-                <w:sz w:val="18"/>
-              </w:rPr>
-              <w:t>앱 아이콘 탭</w:t>
-            </w:r>
-          </w:p>
-        </w:tc>
-      </w:tr>
-      <w:tr>
-        <w:tc>
-          <w:tcPr>
-            <w:tcW w:type="dxa" w:w="4986"/>
-          </w:tcPr>
-          <w:p>
-            <w:r/>
-            <w:r>
-              <w:rPr>
-                <w:sz w:val="18"/>
-              </w:rPr>
-              <w:t>사후 조건</w:t>
-            </w:r>
-          </w:p>
-        </w:tc>
-        <w:tc>
-          <w:tcPr>
-            <w:tcW w:type="dxa" w:w="4986"/>
-          </w:tcPr>
-          <w:p>
-            <w:r/>
-            <w:r>
-              <w:rPr>
-                <w:sz w:val="18"/>
-              </w:rPr>
-              <w:t>계정·아이 프로필·루틴 시각 저장, Day 1 열림</w:t>
+              <w:t>로그인 전이면 로그인, 아이가 없으면 아이 등록, 아니면 오늘 탭</w:t>
             </w:r>
           </w:p>
         </w:tc>
@@ -460,8 +1709,11 @@
     </w:tbl>
     <w:p/>
     <w:p>
+      <w:pPr>
+        <w:pStyle w:val="ListNumber"/>
+      </w:pPr>
       <w:r>
-        <w:t>기본 흐름</w:t>
+        <w:t>시작 영상이 소리 없이 재생되고 “화면을 눌러 시작해요”가 보인다.</w:t>
       </w:r>
     </w:p>
     <w:p>
@@ -469,7 +1721,7 @@
         <w:pStyle w:val="ListNumber"/>
       </w:pPr>
       <w:r>
-        <w:t>앱 소개 3장을 넘긴다 (A0)</w:t>
+        <w:t>아이가 화면을 누른다.</w:t>
       </w:r>
     </w:p>
     <w:p>
@@ -477,52 +1729,7 @@
         <w:pStyle w:val="ListNumber"/>
       </w:pPr>
       <w:r>
-        <w:t>“시작하기” → 가입 화면 (A2). 이메일·비밀번호 입력, 필수 동의 체크</w:t>
-      </w:r>
-    </w:p>
-    <w:p>
-      <w:pPr>
-        <w:pStyle w:val="ListNumber"/>
-      </w:pPr>
-      <w:r>
-        <w:t>가입 완료, 자동 로그인</w:t>
-      </w:r>
-    </w:p>
-    <w:p>
-      <w:pPr>
-        <w:pStyle w:val="ListNumber"/>
-      </w:pPr>
-      <w:r>
-        <w:t>아이 별명·연령대 입력, 아바타 꾸미기 또는 사진 (A3)</w:t>
-      </w:r>
-    </w:p>
-    <w:p>
-      <w:pPr>
-        <w:pStyle w:val="ListNumber"/>
-      </w:pPr>
-      <w:r>
-        <w:t>루틴 시각 4개 확인·수정, 시작일 선택 (A4)</w:t>
-      </w:r>
-    </w:p>
-    <w:p>
-      <w:pPr>
-        <w:pStyle w:val="ListNumber"/>
-      </w:pPr>
-      <w:r>
-        <w:t>알림 허용 (A5)</w:t>
-      </w:r>
-    </w:p>
-    <w:p>
-      <w:pPr>
-        <w:pStyle w:val="ListNumber"/>
-      </w:pPr>
-      <w:r>
-        <w:t>홈(H1)에서 첫 방문 가이드 G-H1 표시</w:t>
-      </w:r>
-    </w:p>
-    <w:p>
-      <w:r>
-        <w:t>대안 흐름</w:t>
+        <w:t>영상이 사라지고 다음 화면이 나타난다.</w:t>
       </w:r>
     </w:p>
     <w:p>
@@ -530,7 +1737,7 @@
         <w:pStyle w:val="ListBullet"/>
       </w:pPr>
       <w:r>
-        <w:t>2a. 이미 있는 이메일 → 팝업 D-02 “로그인할까요?”</w:t>
+        <w:t>1a. 소리 버튼을 누르면 영상 소리가 켜진다.</w:t>
       </w:r>
     </w:p>
     <w:p>
@@ -538,23 +1745,7 @@
         <w:pStyle w:val="ListBullet"/>
       </w:pPr>
       <w:r>
-        <w:t>4a. 사진 권한 거부 → 아바타 꾸미기만 가능, 토스트 T-04</w:t>
-      </w:r>
-    </w:p>
-    <w:p>
-      <w:pPr>
-        <w:pStyle w:val="ListBullet"/>
-      </w:pPr>
-      <w:r>
-        <w:t>6a. 알림 거부 → 홈 상단 배너 B-01, 설정에서 재시도</w:t>
-      </w:r>
-    </w:p>
-    <w:p>
-      <w:pPr>
-        <w:pStyle w:val="ListBullet"/>
-      </w:pPr>
-      <w:r>
-        <w:t>6b. iOS 웹 → 홈 화면 추가 안내 D-05 먼저</w:t>
+        <w:t>1b. 영상을 불러오지 못하면 멈춘 그림을 보여 주고 그대로 진행한다.</w:t>
       </w:r>
     </w:p>
     <w:p>
@@ -562,7 +1753,7 @@
         <w:pStyle w:val="Heading1"/>
       </w:pPr>
       <w:r>
-        <w:t>UC-02 듣기 루틴 하기 (아침·저녁·잠자리)</w:t>
+        <w:t>UC-02 오늘의 루틴 길 보기</w:t>
       </w:r>
     </w:p>
     <w:tbl>
@@ -628,7 +1819,7 @@
               <w:rPr>
                 <w:sz w:val="18"/>
               </w:rPr>
-              <w:t>행위자</w:t>
+              <w:t>시작 조건</w:t>
             </w:r>
           </w:p>
         </w:tc>
@@ -642,7 +1833,7 @@
               <w:rPr>
                 <w:sz w:val="18"/>
               </w:rPr>
-              <w:t>아이 (부모가 틀어줌)</w:t>
+              <w:t>아이가 등록되어 있다</w:t>
             </w:r>
           </w:p>
         </w:tc>
@@ -658,7 +1849,7 @@
               <w:rPr>
                 <w:sz w:val="18"/>
               </w:rPr>
-              <w:t>사전 조건</w:t>
+              <w:t>끝난 뒤</w:t>
             </w:r>
           </w:p>
         </w:tc>
@@ -672,67 +1863,7 @@
               <w:rPr>
                 <w:sz w:val="18"/>
               </w:rPr>
-              <w:t>로그인, 오늘 Day 열림, 해당 루틴 미완료</w:t>
-            </w:r>
-          </w:p>
-        </w:tc>
-      </w:tr>
-      <w:tr>
-        <w:tc>
-          <w:tcPr>
-            <w:tcW w:type="dxa" w:w="4986"/>
-          </w:tcPr>
-          <w:p>
-            <w:r/>
-            <w:r>
-              <w:rPr>
-                <w:sz w:val="18"/>
-              </w:rPr>
-              <w:t>트리거</w:t>
-            </w:r>
-          </w:p>
-        </w:tc>
-        <w:tc>
-          <w:tcPr>
-            <w:tcW w:type="dxa" w:w="4986"/>
-          </w:tcPr>
-          <w:p>
-            <w:r/>
-            <w:r>
-              <w:rPr>
-                <w:sz w:val="18"/>
-              </w:rPr>
-              <w:t>알림 탭 또는 홈에서 노드 탭</w:t>
-            </w:r>
-          </w:p>
-        </w:tc>
-      </w:tr>
-      <w:tr>
-        <w:tc>
-          <w:tcPr>
-            <w:tcW w:type="dxa" w:w="4986"/>
-          </w:tcPr>
-          <w:p>
-            <w:r/>
-            <w:r>
-              <w:rPr>
-                <w:sz w:val="18"/>
-              </w:rPr>
-              <w:t>사후 조건</w:t>
-            </w:r>
-          </w:p>
-        </w:tc>
-        <w:tc>
-          <w:tcPr>
-            <w:tcW w:type="dxa" w:w="4986"/>
-          </w:tcPr>
-          <w:p>
-            <w:r/>
-            <w:r>
-              <w:rPr>
-                <w:sz w:val="18"/>
-              </w:rPr>
-              <w:t>루틴 완료, 듣기 분 기록, 스티커·별 지급</w:t>
+              <w:t>오늘 할 루틴과 상태를 안다</w:t>
             </w:r>
           </w:p>
         </w:tc>
@@ -740,8 +1871,11 @@
     </w:tbl>
     <w:p/>
     <w:p>
+      <w:pPr>
+        <w:pStyle w:val="ListNumber"/>
+      </w:pPr>
       <w:r>
-        <w:t>기본 흐름</w:t>
+        <w:t>인사 카드와 오늘 진행(완료 수, 분, 막대)을 본다.</w:t>
       </w:r>
     </w:p>
     <w:p>
@@ -749,7 +1883,7 @@
         <w:pStyle w:val="ListNumber"/>
       </w:pPr>
       <w:r>
-        <w:t>시작 시트 L0: 영상·시간·부모 한 줄 가이드</w:t>
+        <w:t>1번부터 번호가 붙은 정거장이 길로 이어져 있다. 정거장마다 캐릭터, 이름, 분이 있다.</w:t>
       </w:r>
     </w:p>
     <w:p>
@@ -757,7 +1891,7 @@
         <w:pStyle w:val="ListNumber"/>
       </w:pPr>
       <w:r>
-        <w:t>“시작” → L1. “유튜브에서 틀기” 탭</w:t>
+        <w:t>끝낸 정거장은 완료 표시가 붙고, 거기까지의 길이 색칠되어 있다.</w:t>
       </w:r>
     </w:p>
     <w:p>
@@ -765,36 +1899,7 @@
         <w:pStyle w:val="ListNumber"/>
       </w:pPr>
       <w:r>
-        <w:t>시작 시각 저장, 유튜브가 열린다</w:t>
-      </w:r>
-    </w:p>
-    <w:p>
-      <w:pPr>
-        <w:pStyle w:val="ListNumber"/>
-      </w:pPr>
-      <w:r>
-        <w:t>20분 경과 → 진동·소리, 백그라운드면 알림 N-02</w:t>
-      </w:r>
-    </w:p>
-    <w:p>
-      <w:pPr>
-        <w:pStyle w:val="ListNumber"/>
-      </w:pPr>
-      <w:r>
-        <w:t>앱으로 돌아와 “다 들었어요” 탭</w:t>
-      </w:r>
-    </w:p>
-    <w:p>
-      <w:pPr>
-        <w:pStyle w:val="ListNumber"/>
-      </w:pPr>
-      <w:r>
-        <w:t>완료 화면 L4: 스티커·별, 오늘 진행 갱신</w:t>
-      </w:r>
-    </w:p>
-    <w:p>
-      <w:r>
-        <w:t>대안 흐름</w:t>
+        <w:t>아래로 내리면 다음 3일의 길이 작게 보인다.</w:t>
       </w:r>
     </w:p>
     <w:p>
@@ -802,7 +1907,7 @@
         <w:pStyle w:val="ListBullet"/>
       </w:pPr>
       <w:r>
-        <w:t>2a. 유튜브가 안 열림 → L1의 “다시 열기”, 그래도 실패 시 “브라우저로 열기”</w:t>
+        <w:t>2a. 주말이고 하잉RTA가 켜져 있으면 5·6번 정거장이 더 있다.</w:t>
       </w:r>
     </w:p>
     <w:p>
@@ -810,7 +1915,7 @@
         <w:pStyle w:val="ListBullet"/>
       </w:pPr>
       <w:r>
-        <w:t>4a. 목표 전에 “먼저 넘어가기” → UC-06 부모 확인 → 들은 분 선택 D-11 → 수동 기록</w:t>
+        <w:t>2b. 시작일 전이면 길 대신 시작 날짜 안내가 나온다.</w:t>
       </w:r>
     </w:p>
     <w:p>
@@ -818,15 +1923,7 @@
         <w:pStyle w:val="ListBullet"/>
       </w:pPr>
       <w:r>
-        <w:t>5a. 앱을 껐다가 다음 날 열면 → 진행 폐기, 노드는 ‘놓침’</w:t>
-      </w:r>
-    </w:p>
-    <w:p>
-      <w:pPr>
-        <w:pStyle w:val="ListBullet"/>
-      </w:pPr>
-      <w:r>
-        <w:t>6a. 오늘 4개째 → 하루 완료 연출 (UC-04)</w:t>
+        <w:t>2c. 7일이 끝났으면 마침 안내가 나온다.</w:t>
       </w:r>
     </w:p>
     <w:p>
@@ -834,7 +1931,7 @@
         <w:pStyle w:val="Heading1"/>
       </w:pPr>
       <w:r>
-        <w:t>UC-03 주제 루틴 하기 (집중듣기)</w:t>
+        <w:t>UC-03 소리 놀이 시작하기</w:t>
       </w:r>
     </w:p>
     <w:tbl>
@@ -900,7 +1997,7 @@
               <w:rPr>
                 <w:sz w:val="18"/>
               </w:rPr>
-              <w:t>행위자</w:t>
+              <w:t>시작 조건</w:t>
             </w:r>
           </w:p>
         </w:tc>
@@ -914,7 +2011,7 @@
               <w:rPr>
                 <w:sz w:val="18"/>
               </w:rPr>
-              <w:t>아이 + 부모 함께</w:t>
+              <w:t>오늘의 정거장을 눌렀다</w:t>
             </w:r>
           </w:p>
         </w:tc>
@@ -930,7 +2027,7 @@
               <w:rPr>
                 <w:sz w:val="18"/>
               </w:rPr>
-              <w:t>사전 조건</w:t>
+              <w:t>끝난 뒤</w:t>
             </w:r>
           </w:p>
         </w:tc>
@@ -944,37 +2041,7 @@
               <w:rPr>
                 <w:sz w:val="18"/>
               </w:rPr>
-              <w:t>UC-02와 같음</w:t>
-            </w:r>
-          </w:p>
-        </w:tc>
-      </w:tr>
-      <w:tr>
-        <w:tc>
-          <w:tcPr>
-            <w:tcW w:type="dxa" w:w="4986"/>
-          </w:tcPr>
-          <w:p>
-            <w:r/>
-            <w:r>
-              <w:rPr>
-                <w:sz w:val="18"/>
-              </w:rPr>
-              <w:t>사후 조건</w:t>
-            </w:r>
-          </w:p>
-        </w:tc>
-        <w:tc>
-          <w:tcPr>
-            <w:tcW w:type="dxa" w:w="4986"/>
-          </w:tcPr>
-          <w:p>
-            <w:r/>
-            <w:r>
-              <w:rPr>
-                <w:sz w:val="18"/>
-              </w:rPr>
-              <w:t>3단계 완료, 퀴즈·말하기 결과 기록</w:t>
+              <w:t>유튜브가 열렸고 듣기 시간이 흐른다</w:t>
             </w:r>
           </w:p>
         </w:tc>
@@ -982,8 +2049,11 @@
     </w:tbl>
     <w:p/>
     <w:p>
+      <w:pPr>
+        <w:pStyle w:val="ListNumber"/>
+      </w:pPr>
       <w:r>
-        <w:t>기본 흐름</w:t>
+        <w:t>루틴 시트가 올라온다: 이름, 목표 분, 안내 한 줄, 오늘의 한 문장.</w:t>
       </w:r>
     </w:p>
     <w:p>
@@ -991,7 +2061,7 @@
         <w:pStyle w:val="ListNumber"/>
       </w:pPr>
       <w:r>
-        <w:t>L0 → L1: 유튜브 열고 30분 타이머 (UC-02 2~5와 같음)</w:t>
+        <w:t>“소리 놀이 시작”을 누른다.</w:t>
       </w:r>
     </w:p>
     <w:p>
@@ -999,7 +2069,7 @@
         <w:pStyle w:val="ListNumber"/>
       </w:pPr>
       <w:r>
-        <w:t>L2 단어 맞추기 8문항. 첫 방문이면 음성 가이드 G-L2</w:t>
+        <w:t>유튜브(앱 또는 새 탭)에서 영상이 열린다.</w:t>
       </w:r>
     </w:p>
     <w:p>
@@ -1007,44 +2077,7 @@
         <w:pStyle w:val="ListNumber"/>
       </w:pPr>
       <w:r>
-        <w:t>문항마다 정답·오답 피드백, 별 적립</w:t>
-      </w:r>
-    </w:p>
-    <w:p>
-      <w:pPr>
-        <w:pStyle w:val="ListNumber"/>
-      </w:pPr>
-      <w:r>
-        <w:t>결과 화면 → “계속”</w:t>
-      </w:r>
-    </w:p>
-    <w:p>
-      <w:pPr>
-        <w:pStyle w:val="ListNumber"/>
-      </w:pPr>
-      <w:r>
-        <w:t>L3 단어 말하기 4단어. 첫 방문이면 G-L3</w:t>
-      </w:r>
-    </w:p>
-    <w:p>
-      <w:pPr>
-        <w:pStyle w:val="ListNumber"/>
-      </w:pPr>
-      <w:r>
-        <w:t>단어마다 듣기 → 마이크 → 판정</w:t>
-      </w:r>
-    </w:p>
-    <w:p>
-      <w:pPr>
-        <w:pStyle w:val="ListNumber"/>
-      </w:pPr>
-      <w:r>
-        <w:t>L4 완료 화면</w:t>
-      </w:r>
-    </w:p>
-    <w:p>
-      <w:r>
-        <w:t>대안 흐름</w:t>
+        <w:t>앱은 시작 시각을 기록하고 시간을 잰다.</w:t>
       </w:r>
     </w:p>
     <w:p>
@@ -1052,7 +2085,7 @@
         <w:pStyle w:val="ListBullet"/>
       </w:pPr>
       <w:r>
-        <w:t>2a. 중간에 X → D-10 “그만할까요?” → 홈. 푼 문항 저장, 노드 ‘진행중’</w:t>
+        <w:t>2a. 주말 콘텐츠는 영상 하나가 아니라 재생목록이 열린다.</w:t>
       </w:r>
     </w:p>
     <w:p>
@@ -1060,7 +2093,7 @@
         <w:pStyle w:val="ListBullet"/>
       </w:pPr>
       <w:r>
-        <w:t>6a. 두 번 미달 → “잘 들었어요!”로 통과</w:t>
+        <w:t>4a. 멈춤을 누르면 지금까지의 시간이 쌓이고 멈춘다. 이어 듣기로 다시 흐른다.</w:t>
       </w:r>
     </w:p>
     <w:p>
@@ -1068,15 +2101,7 @@
         <w:pStyle w:val="ListBullet"/>
       </w:pPr>
       <w:r>
-        <w:t>6b. 마이크 권한 없음·미지원 → 부모가 들어주기 모드 (D-12)</w:t>
-      </w:r>
-    </w:p>
-    <w:p>
-      <w:pPr>
-        <w:pStyle w:val="ListBullet"/>
-      </w:pPr>
-      <w:r>
-        <w:t>6c. “건너뛰기” → 기록 skipped</w:t>
+        <w:t>4b. 앱을 닫았다 열어도 시작 시각에서 이어서 계산한다.</w:t>
       </w:r>
     </w:p>
     <w:p>
@@ -1084,7 +2109,7 @@
         <w:pStyle w:val="Heading1"/>
       </w:pPr>
       <w:r>
-        <w:t>UC-04 보상 받기</w:t>
+        <w:t>UC-04 루틴 완료하기</w:t>
       </w:r>
     </w:p>
     <w:tbl>
@@ -1150,7 +2175,7 @@
               <w:rPr>
                 <w:sz w:val="18"/>
               </w:rPr>
-              <w:t>행위자</w:t>
+              <w:t>시작 조건</w:t>
             </w:r>
           </w:p>
         </w:tc>
@@ -1164,7 +2189,7 @@
               <w:rPr>
                 <w:sz w:val="18"/>
               </w:rPr>
-              <w:t>아이</w:t>
+              <w:t>루틴 시트가 열려 있거나 시간이 흐르는 중이다</w:t>
             </w:r>
           </w:p>
         </w:tc>
@@ -1180,7 +2205,7 @@
               <w:rPr>
                 <w:sz w:val="18"/>
               </w:rPr>
-              <w:t>트리거</w:t>
+              <w:t>끝난 뒤</w:t>
             </w:r>
           </w:p>
         </w:tc>
@@ -1194,258 +2219,7 @@
               <w:rPr>
                 <w:sz w:val="18"/>
               </w:rPr>
-              <w:t>단계·루틴·하루·주 완료</w:t>
-            </w:r>
-          </w:p>
-        </w:tc>
-      </w:tr>
-    </w:tbl>
-    <w:p/>
-    <w:tbl>
-      <w:tblPr>
-        <w:tblStyle w:val="TableGrid"/>
-        <w:tblW w:type="auto" w:w="0"/>
-        <w:tblLook w:firstColumn="1" w:firstRow="1" w:lastColumn="0" w:lastRow="0" w:noHBand="0" w:noVBand="1" w:val="04A0"/>
-      </w:tblPr>
-      <w:tblGrid>
-        <w:gridCol w:w="3324"/>
-        <w:gridCol w:w="3324"/>
-        <w:gridCol w:w="3324"/>
-      </w:tblGrid>
-      <w:tr>
-        <w:tc>
-          <w:tcPr>
-            <w:tcW w:type="dxa" w:w="3324"/>
-            <w:shd w:val="clear" w:color="auto" w:fill="E9EFEB"/>
-          </w:tcPr>
-          <w:p>
-            <w:r>
-              <w:rPr>
-                <w:b/>
-              </w:rPr>
-            </w:r>
-            <w:r>
-              <w:rPr>
-                <w:b/>
-                <w:sz w:val="18"/>
-              </w:rPr>
-              <w:t>시점</w:t>
-            </w:r>
-          </w:p>
-        </w:tc>
-        <w:tc>
-          <w:tcPr>
-            <w:tcW w:type="dxa" w:w="3324"/>
-            <w:shd w:val="clear" w:color="auto" w:fill="E9EFEB"/>
-          </w:tcPr>
-          <w:p>
-            <w:r>
-              <w:rPr>
-                <w:b/>
-              </w:rPr>
-            </w:r>
-            <w:r>
-              <w:rPr>
-                <w:b/>
-                <w:sz w:val="18"/>
-              </w:rPr>
-              <w:t>보상</w:t>
-            </w:r>
-          </w:p>
-        </w:tc>
-        <w:tc>
-          <w:tcPr>
-            <w:tcW w:type="dxa" w:w="3324"/>
-            <w:shd w:val="clear" w:color="auto" w:fill="E9EFEB"/>
-          </w:tcPr>
-          <w:p>
-            <w:r>
-              <w:rPr>
-                <w:b/>
-              </w:rPr>
-            </w:r>
-            <w:r>
-              <w:rPr>
-                <w:b/>
-                <w:sz w:val="18"/>
-              </w:rPr>
-              <w:t>연출</w:t>
-            </w:r>
-          </w:p>
-        </w:tc>
-      </w:tr>
-      <w:tr>
-        <w:tc>
-          <w:tcPr>
-            <w:tcW w:type="dxa" w:w="3324"/>
-          </w:tcPr>
-          <w:p>
-            <w:r/>
-            <w:r>
-              <w:rPr>
-                <w:sz w:val="18"/>
-              </w:rPr>
-              <w:t>단계 완료</w:t>
-            </w:r>
-          </w:p>
-        </w:tc>
-        <w:tc>
-          <w:tcPr>
-            <w:tcW w:type="dxa" w:w="3324"/>
-          </w:tcPr>
-          <w:p>
-            <w:r/>
-            <w:r>
-              <w:rPr>
-                <w:sz w:val="18"/>
-              </w:rPr>
-              <w:t>별</w:t>
-            </w:r>
-          </w:p>
-        </w:tc>
-        <w:tc>
-          <w:tcPr>
-            <w:tcW w:type="dxa" w:w="3324"/>
-          </w:tcPr>
-          <w:p>
-            <w:r/>
-            <w:r>
-              <w:rPr>
-                <w:sz w:val="18"/>
-              </w:rPr>
-              <w:t>상단 카운트 +N 튕김</w:t>
-            </w:r>
-          </w:p>
-        </w:tc>
-      </w:tr>
-      <w:tr>
-        <w:tc>
-          <w:tcPr>
-            <w:tcW w:type="dxa" w:w="3324"/>
-          </w:tcPr>
-          <w:p>
-            <w:r/>
-            <w:r>
-              <w:rPr>
-                <w:sz w:val="18"/>
-              </w:rPr>
-              <w:t>루틴 완료</w:t>
-            </w:r>
-          </w:p>
-        </w:tc>
-        <w:tc>
-          <w:tcPr>
-            <w:tcW w:type="dxa" w:w="3324"/>
-          </w:tcPr>
-          <w:p>
-            <w:r/>
-            <w:r>
-              <w:rPr>
-                <w:sz w:val="18"/>
-              </w:rPr>
-              <w:t>스티커 1장 (루틴 종류별 그림)</w:t>
-            </w:r>
-          </w:p>
-        </w:tc>
-        <w:tc>
-          <w:tcPr>
-            <w:tcW w:type="dxa" w:w="3324"/>
-          </w:tcPr>
-          <w:p>
-            <w:r/>
-            <w:r>
-              <w:rPr>
-                <w:sz w:val="18"/>
-              </w:rPr>
-              <w:t>L4에서 붙는 모션, 캐릭터 축하</w:t>
-            </w:r>
-          </w:p>
-        </w:tc>
-      </w:tr>
-      <w:tr>
-        <w:tc>
-          <w:tcPr>
-            <w:tcW w:type="dxa" w:w="3324"/>
-          </w:tcPr>
-          <w:p>
-            <w:r/>
-            <w:r>
-              <w:rPr>
-                <w:sz w:val="18"/>
-              </w:rPr>
-              <w:t>하루 4개 완료</w:t>
-            </w:r>
-          </w:p>
-        </w:tc>
-        <w:tc>
-          <w:tcPr>
-            <w:tcW w:type="dxa" w:w="3324"/>
-          </w:tcPr>
-          <w:p>
-            <w:r/>
-            <w:r>
-              <w:rPr>
-                <w:sz w:val="18"/>
-              </w:rPr>
-              <w:t>하루 배지, 연속일수 +1</w:t>
-            </w:r>
-          </w:p>
-        </w:tc>
-        <w:tc>
-          <w:tcPr>
-            <w:tcW w:type="dxa" w:w="3324"/>
-          </w:tcPr>
-          <w:p>
-            <w:r/>
-            <w:r>
-              <w:rPr>
-                <w:sz w:val="18"/>
-              </w:rPr>
-              <w:t>컨페티 1회, 연속 불꽃 커짐</w:t>
-            </w:r>
-          </w:p>
-        </w:tc>
-      </w:tr>
-      <w:tr>
-        <w:tc>
-          <w:tcPr>
-            <w:tcW w:type="dxa" w:w="3324"/>
-          </w:tcPr>
-          <w:p>
-            <w:r/>
-            <w:r>
-              <w:rPr>
-                <w:sz w:val="18"/>
-              </w:rPr>
-              <w:t>Day 7 완료</w:t>
-            </w:r>
-          </w:p>
-        </w:tc>
-        <w:tc>
-          <w:tcPr>
-            <w:tcW w:type="dxa" w:w="3324"/>
-          </w:tcPr>
-          <w:p>
-            <w:r/>
-            <w:r>
-              <w:rPr>
-                <w:sz w:val="18"/>
-              </w:rPr>
-              <w:t>주간 트로피</w:t>
-            </w:r>
-          </w:p>
-        </w:tc>
-        <w:tc>
-          <w:tcPr>
-            <w:tcW w:type="dxa" w:w="3324"/>
-          </w:tcPr>
-          <w:p>
-            <w:r/>
-            <w:r>
-              <w:rPr>
-                <w:sz w:val="18"/>
-              </w:rPr>
-              <w:t>트로피 화면, “한 번 더” 노드 등장</w:t>
+              <w:t>기록에 완료 방식과 시각이 남고 스티커가 1장 늘었다</w:t>
             </w:r>
           </w:p>
         </w:tc>
@@ -1454,10 +2228,76 @@
     <w:p/>
     <w:p>
       <w:pPr>
+        <w:pStyle w:val="ListNumber"/>
+      </w:pPr>
+      <w:r>
+        <w:t>듣기 시간이 목표 분에 닿는다.</w:t>
+      </w:r>
+    </w:p>
+    <w:p>
+      <w:pPr>
+        <w:pStyle w:val="ListNumber"/>
+      </w:pPr>
+      <w:r>
+        <w:t>앱이 루틴을 완료로 바꾼다 (</w:t>
+      </w:r>
+      <w:r>
+        <w:rPr>
+          <w:rFonts w:ascii="Consolas" w:hAnsi="Consolas" w:eastAsia="Consolas"/>
+        </w:rPr>
+        <w:t>timer</w:t>
+      </w:r>
+      <w:r>
+        <w:t>).</w:t>
+      </w:r>
+    </w:p>
+    <w:p>
+      <w:pPr>
+        <w:pStyle w:val="ListNumber"/>
+      </w:pPr>
+      <w:r>
+        <w:t>축하 표시가 뜨고, 길의 정거장이 완료로 바뀐다.</w:t>
+      </w:r>
+    </w:p>
+    <w:p>
+      <w:pPr>
+        <w:pStyle w:val="ListBullet"/>
+      </w:pPr>
+      <w:r>
+        <w:t>1a. 아이(또는 부모)가 “오늘 완료했어요”를 누르면 바로 완료된다 (</w:t>
+      </w:r>
+      <w:r>
+        <w:rPr>
+          <w:rFonts w:ascii="Consolas" w:hAnsi="Consolas" w:eastAsia="Consolas"/>
+        </w:rPr>
+        <w:t>manual</w:t>
+      </w:r>
+      <w:r>
+        <w:t>). 목표 분이 기록된다.</w:t>
+      </w:r>
+    </w:p>
+    <w:p>
+      <w:pPr>
+        <w:pStyle w:val="ListBullet"/>
+      </w:pPr>
+      <w:r>
+        <w:t>3a. 오늘의 마지막 루틴이면 하루를 마친 축하를 보여 준다.</w:t>
+      </w:r>
+    </w:p>
+    <w:p>
+      <w:pPr>
+        <w:pStyle w:val="ListBullet"/>
+      </w:pPr>
+      <w:r>
+        <w:t>이미 완료한 루틴은 다시 완료되지 않고 되돌릴 수도 없다.</w:t>
+      </w:r>
+    </w:p>
+    <w:p>
+      <w:pPr>
         <w:pStyle w:val="Heading1"/>
       </w:pPr>
       <w:r>
-        <w:t>UC-05 아바타 꾸미기</w:t>
+        <w:t>UC-05 단어 맞추기</w:t>
       </w:r>
     </w:p>
     <w:tbl>
@@ -1523,7 +2363,7 @@
               <w:rPr>
                 <w:sz w:val="18"/>
               </w:rPr>
-              <w:t>행위자</w:t>
+              <w:t>시작 조건</w:t>
             </w:r>
           </w:p>
         </w:tc>
@@ -1537,7 +2377,7 @@
               <w:rPr>
                 <w:sz w:val="18"/>
               </w:rPr>
-              <w:t>아이 (부모와)</w:t>
+              <w:t>소리여행 탭에서 소리활동을 눌렀다</w:t>
             </w:r>
           </w:p>
         </w:tc>
@@ -1553,7 +2393,7 @@
               <w:rPr>
                 <w:sz w:val="18"/>
               </w:rPr>
-              <w:t>진입</w:t>
+              <w:t>끝난 뒤</w:t>
             </w:r>
           </w:p>
         </w:tc>
@@ -1567,7 +2407,7 @@
               <w:rPr>
                 <w:sz w:val="18"/>
               </w:rPr>
-              <w:t>온보딩 A3, 설정 S2, 홈 아바타 길게 누르기</w:t>
+              <w:t>문제별 정답 여부와 걸린 시간이 남는다</w:t>
             </w:r>
           </w:p>
         </w:tc>
@@ -1575,8 +2415,11 @@
     </w:tbl>
     <w:p/>
     <w:p>
+      <w:pPr>
+        <w:pStyle w:val="ListNumber"/>
+      </w:pPr>
       <w:r>
-        <w:t>기본 흐름</w:t>
+        <w:t>단어 소리가 나온다. 다시 듣기 버튼이 있다.</w:t>
       </w:r>
     </w:p>
     <w:p>
@@ -1584,7 +2427,7 @@
         <w:pStyle w:val="ListNumber"/>
       </w:pPr>
       <w:r>
-        <w:t>아바타 편집기 A3-1: 미리보기 + 부위 탭 (피부·머리·머리색·눈·입·안경·배경)</w:t>
+        <w:t>보기 중 하나를 고른다.</w:t>
       </w:r>
     </w:p>
     <w:p>
@@ -1592,7 +2435,7 @@
         <w:pStyle w:val="ListNumber"/>
       </w:pPr>
       <w:r>
-        <w:t>부위별 옵션 그리드에서 고르면 즉시 반영</w:t>
+        <w:t>맞으면 별과 칭찬, 틀리면 정답을 알려 준다. 화면 높이는 변하지 않는다.</w:t>
       </w:r>
     </w:p>
     <w:p>
@@ -1600,7 +2443,31 @@
         <w:pStyle w:val="ListNumber"/>
       </w:pPr>
       <w:r>
-        <w:t>“랜덤” 버튼으로 무작위 조합</w:t>
+        <w:t>8문제를 마치면 단어 말하기로 간다.</w:t>
+      </w:r>
+    </w:p>
+    <w:p>
+      <w:pPr>
+        <w:pStyle w:val="ListBullet"/>
+      </w:pPr>
+      <w:r>
+        <w:t>2a. 짝 맞추기는 그림과 단어를 모두 이으면 끝난다.</w:t>
+      </w:r>
+    </w:p>
+    <w:p>
+      <w:pPr>
+        <w:pStyle w:val="ListBullet"/>
+      </w:pPr>
+      <w:r>
+        <w:t>연령 6세는 글자 없이 그림만, 보기 수도 적다.</w:t>
+      </w:r>
+    </w:p>
+    <w:p>
+      <w:pPr>
+        <w:pStyle w:val="Heading1"/>
+      </w:pPr>
+      <w:r>
+        <w:t>UC-06 단어 말하기</w:t>
       </w:r>
     </w:p>
     <w:p>
@@ -1608,12 +2475,31 @@
         <w:pStyle w:val="ListNumber"/>
       </w:pPr>
       <w:r>
-        <w:t>“저장” → 홈 상단·보상 화면 반영</w:t>
+        <w:t>단어 그림과 소리가 나온다.</w:t>
       </w:r>
     </w:p>
     <w:p>
+      <w:pPr>
+        <w:pStyle w:val="ListNumber"/>
+      </w:pPr>
       <w:r>
-        <w:t>대안 흐름</w:t>
+        <w:t>마이크 버튼을 누르고 말한다.</w:t>
+      </w:r>
+    </w:p>
+    <w:p>
+      <w:pPr>
+        <w:pStyle w:val="ListNumber"/>
+      </w:pPr>
+      <w:r>
+        <w:t>음성 인식 결과와 단어를 비교해 0.7 이상이면 통과, 별 1개.</w:t>
+      </w:r>
+    </w:p>
+    <w:p>
+      <w:pPr>
+        <w:pStyle w:val="ListNumber"/>
+      </w:pPr>
+      <w:r>
+        <w:t>통과하지 못하면 한 번 더. 그래도 안 되면 정답 소리를 들려 주고 넘어간다.</w:t>
       </w:r>
     </w:p>
     <w:p>
@@ -1621,7 +2507,16 @@
         <w:pStyle w:val="ListBullet"/>
       </w:pPr>
       <w:r>
-        <w:t>1a. “내 사진” 탭 → 사진 선택 → 원형 자르기 → 테두리 장식 5종 중 선택 → 저장</w:t>
+        <w:t>2a. 마이크 권한이 없거나 브라우저가 지원하지 않으면 도움 모드: 부모가 “잘 말했어요”를 누른다 (</w:t>
+      </w:r>
+      <w:r>
+        <w:rPr>
+          <w:rFonts w:ascii="Consolas" w:hAnsi="Consolas" w:eastAsia="Consolas"/>
+        </w:rPr>
+        <w:t>passByParent</w:t>
+      </w:r>
+      <w:r>
+        <w:t>).</w:t>
       </w:r>
     </w:p>
     <w:p>
@@ -1629,7 +2524,16 @@
         <w:pStyle w:val="ListBullet"/>
       </w:pPr>
       <w:r>
-        <w:t>1b. 사진 권한 거부 → 토스트 T-04</w:t>
+        <w:t xml:space="preserve">2b. 건너뛰기를 누르면 </w:t>
+      </w:r>
+      <w:r>
+        <w:rPr>
+          <w:rFonts w:ascii="Consolas" w:hAnsi="Consolas" w:eastAsia="Consolas"/>
+        </w:rPr>
+        <w:t>skipped</w:t>
+      </w:r>
+      <w:r>
+        <w:t>로 남는다.</w:t>
       </w:r>
     </w:p>
     <w:p>
@@ -1637,7 +2541,47 @@
         <w:pStyle w:val="Heading1"/>
       </w:pPr>
       <w:r>
-        <w:t>UC-06 부모 확인</w:t>
+        <w:t>UC-08 기록 보기</w:t>
+      </w:r>
+    </w:p>
+    <w:p>
+      <w:pPr>
+        <w:pStyle w:val="ListNumber"/>
+      </w:pPr>
+      <w:r>
+        <w:t>부모 탭을 연다. 요약 네 칸이 보인다.</w:t>
+      </w:r>
+    </w:p>
+    <w:p>
+      <w:pPr>
+        <w:pStyle w:val="ListNumber"/>
+      </w:pPr>
+      <w:r>
+        <w:t>오늘·주간·월간을 고른다.</w:t>
+      </w:r>
+    </w:p>
+    <w:p>
+      <w:pPr>
+        <w:pStyle w:val="ListNumber"/>
+      </w:pPr>
+      <w:r>
+        <w:t>주간은 루틴 × 요일 표, 월간은 달력이다. 이전·다음으로 옮긴다.</w:t>
+      </w:r>
+    </w:p>
+    <w:p>
+      <w:pPr>
+        <w:pStyle w:val="ListNumber"/>
+      </w:pPr>
+      <w:r>
+        <w:t>아래에서 이번 주 루틴별 완료와 모은 스티커를 본다.</w:t>
+      </w:r>
+    </w:p>
+    <w:p>
+      <w:pPr>
+        <w:pStyle w:val="Heading1"/>
+      </w:pPr>
+      <w:r>
+        <w:t>UC-09 ‘들었어요’ 표시·해제</w:t>
       </w:r>
     </w:p>
     <w:tbl>
@@ -1703,7 +2647,7 @@
               <w:rPr>
                 <w:sz w:val="18"/>
               </w:rPr>
-              <w:t>행위자</w:t>
+              <w:t>시작 조건</w:t>
             </w:r>
           </w:p>
         </w:tc>
@@ -1717,7 +2661,7 @@
               <w:rPr>
                 <w:sz w:val="18"/>
               </w:rPr>
-              <w:t>부모</w:t>
+              <w:t>주간 표에서 오늘이나 지난 칸을 눌렀다</w:t>
             </w:r>
           </w:p>
         </w:tc>
@@ -1733,7 +2677,7 @@
               <w:rPr>
                 <w:sz w:val="18"/>
               </w:rPr>
-              <w:t>사전 조건</w:t>
+              <w:t>끝난 뒤</w:t>
             </w:r>
           </w:p>
         </w:tc>
@@ -1747,37 +2691,7 @@
               <w:rPr>
                 <w:sz w:val="18"/>
               </w:rPr>
-              <w:t>부모 전용 동작 요청 (대시보드·설정·수동 체크·먼저 넘어가기)</w:t>
-            </w:r>
-          </w:p>
-        </w:tc>
-      </w:tr>
-      <w:tr>
-        <w:tc>
-          <w:tcPr>
-            <w:tcW w:type="dxa" w:w="4986"/>
-          </w:tcPr>
-          <w:p>
-            <w:r/>
-            <w:r>
-              <w:rPr>
-                <w:sz w:val="18"/>
-              </w:rPr>
-              <w:t>사후 조건</w:t>
-            </w:r>
-          </w:p>
-        </w:tc>
-        <w:tc>
-          <w:tcPr>
-            <w:tcW w:type="dxa" w:w="4986"/>
-          </w:tcPr>
-          <w:p>
-            <w:r/>
-            <w:r>
-              <w:rPr>
-                <w:sz w:val="18"/>
-              </w:rPr>
-              <w:t>10분간 부모 모드</w:t>
+              <w:t>그 칸이 부모 표시로 완료되었거나 표시가 지워졌다</w:t>
             </w:r>
           </w:p>
         </w:tc>
@@ -1785,8 +2699,11 @@
     </w:tbl>
     <w:p/>
     <w:p>
+      <w:pPr>
+        <w:pStyle w:val="ListNumber"/>
+      </w:pPr>
       <w:r>
-        <w:t>기본 흐름</w:t>
+        <w:t>빈 칸을 누르면 “들었어요로 표시할까요?”가 뜬다.</w:t>
       </w:r>
     </w:p>
     <w:p>
@@ -1794,7 +2711,48 @@
         <w:pStyle w:val="ListNumber"/>
       </w:pPr>
       <w:r>
-        <w:t>게이트 시트 G1: “부모님이 3초 눌러주세요” + 원형 게이지 버튼</w:t>
+        <w:t xml:space="preserve">표시하기를 누르면 그 루틴이 </w:t>
+      </w:r>
+      <w:r>
+        <w:rPr>
+          <w:rFonts w:ascii="Consolas" w:hAnsi="Consolas" w:eastAsia="Consolas"/>
+        </w:rPr>
+        <w:t>parent</w:t>
+      </w:r>
+      <w:r>
+        <w:t xml:space="preserve"> 완료로 저장되고 목표 분이 더해진다.</w:t>
+      </w:r>
+    </w:p>
+    <w:p>
+      <w:pPr>
+        <w:pStyle w:val="ListBullet"/>
+      </w:pPr>
+      <w:r>
+        <w:t>1a. 부모가 표시한 칸을 누르면 “표시를 지울까요?”가 뜬다. 지우면 기록이 사라진다.</w:t>
+      </w:r>
+    </w:p>
+    <w:p>
+      <w:pPr>
+        <w:pStyle w:val="ListBullet"/>
+      </w:pPr>
+      <w:r>
+        <w:t>1b. 앱에서 완료한 칸은 “앱에서 완료한 기록은 지울 수 없어요”라고 알려 준다.</w:t>
+      </w:r>
+    </w:p>
+    <w:p>
+      <w:pPr>
+        <w:pStyle w:val="ListBullet"/>
+      </w:pPr>
+      <w:r>
+        <w:t>1c. 미래 칸, 시작일 이전 칸, 평일의 주말 루틴 칸은 눌리지 않는다.</w:t>
+      </w:r>
+    </w:p>
+    <w:p>
+      <w:pPr>
+        <w:pStyle w:val="Heading1"/>
+      </w:pPr>
+      <w:r>
+        <w:t>UC-11 가입·로그인</w:t>
       </w:r>
     </w:p>
     <w:p>
@@ -1802,7 +2760,7 @@
         <w:pStyle w:val="ListNumber"/>
       </w:pPr>
       <w:r>
-        <w:t>3초 길게 누르면 게이지가 차고 통과</w:t>
+        <w:t>이메일, 비밀번호, 비밀번호 확인을 넣고 필수 항목에 동의한다.</w:t>
       </w:r>
     </w:p>
     <w:p>
@@ -1810,12 +2768,7 @@
         <w:pStyle w:val="ListNumber"/>
       </w:pPr>
       <w:r>
-        <w:t>요청한 화면으로 이동</w:t>
-      </w:r>
-    </w:p>
-    <w:p>
-      <w:r>
-        <w:t>대안 흐름</w:t>
+        <w:t>가입하기를 누르면 아이 등록으로 간다.</w:t>
       </w:r>
     </w:p>
     <w:p>
@@ -1823,7 +2776,7 @@
         <w:pStyle w:val="ListBullet"/>
       </w:pPr>
       <w:r>
-        <w:t>2a. 중간에 손을 떼면 게이지 초기화, 문구 “조금만 더요”</w:t>
+        <w:t>1a. 이메일 형식, 8자 미만, 비밀번호 불일치는 칸 아래에 알려 준다.</w:t>
       </w:r>
     </w:p>
     <w:p>
@@ -1831,7 +2784,7 @@
         <w:pStyle w:val="ListBullet"/>
       </w:pPr>
       <w:r>
-        <w:t>2b. 10분 안에 다시 요청 → 게이트 없이 통과</w:t>
+        <w:t>2a. 이미 가입한 이메일이면 로그인으로 갈지 묻는다.</w:t>
       </w:r>
     </w:p>
     <w:p>
@@ -1839,126 +2792,7 @@
         <w:pStyle w:val="Heading1"/>
       </w:pPr>
       <w:r>
-        <w:t>UC-07 대시보드 보기</w:t>
-      </w:r>
-    </w:p>
-    <w:tbl>
-      <w:tblPr>
-        <w:tblStyle w:val="TableGrid"/>
-        <w:tblW w:type="auto" w:w="0"/>
-        <w:tblLook w:firstColumn="1" w:firstRow="1" w:lastColumn="0" w:lastRow="0" w:noHBand="0" w:noVBand="1" w:val="04A0"/>
-      </w:tblPr>
-      <w:tblGrid>
-        <w:gridCol w:w="4986"/>
-        <w:gridCol w:w="4986"/>
-      </w:tblGrid>
-      <w:tr>
-        <w:tc>
-          <w:tcPr>
-            <w:tcW w:type="dxa" w:w="4986"/>
-            <w:shd w:val="clear" w:color="auto" w:fill="E9EFEB"/>
-          </w:tcPr>
-          <w:p>
-            <w:r>
-              <w:rPr>
-                <w:b/>
-              </w:rPr>
-            </w:r>
-            <w:r>
-              <w:rPr>
-                <w:b/>
-                <w:sz w:val="18"/>
-              </w:rPr>
-              <w:t>항목</w:t>
-            </w:r>
-          </w:p>
-        </w:tc>
-        <w:tc>
-          <w:tcPr>
-            <w:tcW w:type="dxa" w:w="4986"/>
-            <w:shd w:val="clear" w:color="auto" w:fill="E9EFEB"/>
-          </w:tcPr>
-          <w:p>
-            <w:r>
-              <w:rPr>
-                <w:b/>
-              </w:rPr>
-            </w:r>
-            <w:r>
-              <w:rPr>
-                <w:b/>
-                <w:sz w:val="18"/>
-              </w:rPr>
-              <w:t>내용</w:t>
-            </w:r>
-          </w:p>
-        </w:tc>
-      </w:tr>
-      <w:tr>
-        <w:tc>
-          <w:tcPr>
-            <w:tcW w:type="dxa" w:w="4986"/>
-          </w:tcPr>
-          <w:p>
-            <w:r/>
-            <w:r>
-              <w:rPr>
-                <w:sz w:val="18"/>
-              </w:rPr>
-              <w:t>행위자</w:t>
-            </w:r>
-          </w:p>
-        </w:tc>
-        <w:tc>
-          <w:tcPr>
-            <w:tcW w:type="dxa" w:w="4986"/>
-          </w:tcPr>
-          <w:p>
-            <w:r/>
-            <w:r>
-              <w:rPr>
-                <w:sz w:val="18"/>
-              </w:rPr>
-              <w:t>부모</w:t>
-            </w:r>
-          </w:p>
-        </w:tc>
-      </w:tr>
-      <w:tr>
-        <w:tc>
-          <w:tcPr>
-            <w:tcW w:type="dxa" w:w="4986"/>
-          </w:tcPr>
-          <w:p>
-            <w:r/>
-            <w:r>
-              <w:rPr>
-                <w:sz w:val="18"/>
-              </w:rPr>
-              <w:t>사전 조건</w:t>
-            </w:r>
-          </w:p>
-        </w:tc>
-        <w:tc>
-          <w:tcPr>
-            <w:tcW w:type="dxa" w:w="4986"/>
-          </w:tcPr>
-          <w:p>
-            <w:r/>
-            <w:r>
-              <w:rPr>
-                <w:sz w:val="18"/>
-              </w:rPr>
-              <w:t>부모 확인</w:t>
-            </w:r>
-          </w:p>
-        </w:tc>
-      </w:tr>
-    </w:tbl>
-    <w:p/>
-    <w:p>
-      <w:r>
-        <w:t>기본 흐름</w:t>
+        <w:t>UC-12 아이 등록·친구/사진 고르기</w:t>
       </w:r>
     </w:p>
     <w:p>
@@ -1966,7 +2800,7 @@
         <w:pStyle w:val="ListNumber"/>
       </w:pPr>
       <w:r>
-        <w:t>부모 탭 → P1. 요약 카드(오늘 진행, 연속일수, 이번 주, 총 시간)</w:t>
+        <w:t>이름, 연령, 학습 시작일을 넣는다.</w:t>
       </w:r>
     </w:p>
     <w:p>
@@ -1974,7 +2808,7 @@
         <w:pStyle w:val="ListNumber"/>
       </w:pPr>
       <w:r>
-        <w:t>주간 루틴표 확인. 주 이동</w:t>
+        <w:t>친구 네 마리 중 하나를 고르거나 사진을 고른다.</w:t>
       </w:r>
     </w:p>
     <w:p>
@@ -1982,7 +2816,31 @@
         <w:pStyle w:val="ListNumber"/>
       </w:pPr>
       <w:r>
-        <w:t>월간으로 전환, 날짜 탭 → 일별 상세 시트 D-20</w:t>
+        <w:t>시작하기를 누르면 기본 알림 시각이 만들어지고 오늘 탭으로 간다.</w:t>
+      </w:r>
+    </w:p>
+    <w:p>
+      <w:pPr>
+        <w:pStyle w:val="ListBullet"/>
+      </w:pPr>
+      <w:r>
+        <w:t>2a. 사진은 정사각형으로 잘라 256px로 줄인 뒤 기기에만 저장한다.</w:t>
+      </w:r>
+    </w:p>
+    <w:p>
+      <w:pPr>
+        <w:pStyle w:val="ListBullet"/>
+      </w:pPr>
+      <w:r>
+        <w:t>2b. 사진 권한이 없으면 기기 설정에서 허용하라고 알려 준다.</w:t>
+      </w:r>
+    </w:p>
+    <w:p>
+      <w:pPr>
+        <w:pStyle w:val="Heading1"/>
+      </w:pPr>
+      <w:r>
+        <w:t>UC-13 알림 시간 정하기</w:t>
       </w:r>
     </w:p>
     <w:p>
@@ -1990,7 +2848,23 @@
         <w:pStyle w:val="ListNumber"/>
       </w:pPr>
       <w:r>
-        <w:t>통계 섹션: 루틴별 완료율, 단어 정답률, 말하기 시도</w:t>
+        <w:t>설정에서 알림을 켠다. 처음이면 기기 권한을 묻는다.</w:t>
+      </w:r>
+    </w:p>
+    <w:p>
+      <w:pPr>
+        <w:pStyle w:val="ListNumber"/>
+      </w:pPr>
+      <w:r>
+        <w:t>알림 시간에서 루틴별 시각을 10분 단위로 바꾼다.</w:t>
+      </w:r>
+    </w:p>
+    <w:p>
+      <w:pPr>
+        <w:pStyle w:val="ListNumber"/>
+      </w:pPr>
+      <w:r>
+        <w:t>저장하면 앞으로의 알림이 새 시각으로 다시 잡힌다.</w:t>
       </w:r>
     </w:p>
     <w:p>
@@ -1998,126 +2872,7 @@
         <w:pStyle w:val="Heading1"/>
       </w:pPr>
       <w:r>
-        <w:t>UC-08 수동 체크</w:t>
-      </w:r>
-    </w:p>
-    <w:tbl>
-      <w:tblPr>
-        <w:tblStyle w:val="TableGrid"/>
-        <w:tblW w:type="auto" w:w="0"/>
-        <w:tblLook w:firstColumn="1" w:firstRow="1" w:lastColumn="0" w:lastRow="0" w:noHBand="0" w:noVBand="1" w:val="04A0"/>
-      </w:tblPr>
-      <w:tblGrid>
-        <w:gridCol w:w="4986"/>
-        <w:gridCol w:w="4986"/>
-      </w:tblGrid>
-      <w:tr>
-        <w:tc>
-          <w:tcPr>
-            <w:tcW w:type="dxa" w:w="4986"/>
-            <w:shd w:val="clear" w:color="auto" w:fill="E9EFEB"/>
-          </w:tcPr>
-          <w:p>
-            <w:r>
-              <w:rPr>
-                <w:b/>
-              </w:rPr>
-            </w:r>
-            <w:r>
-              <w:rPr>
-                <w:b/>
-                <w:sz w:val="18"/>
-              </w:rPr>
-              <w:t>항목</w:t>
-            </w:r>
-          </w:p>
-        </w:tc>
-        <w:tc>
-          <w:tcPr>
-            <w:tcW w:type="dxa" w:w="4986"/>
-            <w:shd w:val="clear" w:color="auto" w:fill="E9EFEB"/>
-          </w:tcPr>
-          <w:p>
-            <w:r>
-              <w:rPr>
-                <w:b/>
-              </w:rPr>
-            </w:r>
-            <w:r>
-              <w:rPr>
-                <w:b/>
-                <w:sz w:val="18"/>
-              </w:rPr>
-              <w:t>내용</w:t>
-            </w:r>
-          </w:p>
-        </w:tc>
-      </w:tr>
-      <w:tr>
-        <w:tc>
-          <w:tcPr>
-            <w:tcW w:type="dxa" w:w="4986"/>
-          </w:tcPr>
-          <w:p>
-            <w:r/>
-            <w:r>
-              <w:rPr>
-                <w:sz w:val="18"/>
-              </w:rPr>
-              <w:t>행위자</w:t>
-            </w:r>
-          </w:p>
-        </w:tc>
-        <w:tc>
-          <w:tcPr>
-            <w:tcW w:type="dxa" w:w="4986"/>
-          </w:tcPr>
-          <w:p>
-            <w:r/>
-            <w:r>
-              <w:rPr>
-                <w:sz w:val="18"/>
-              </w:rPr>
-              <w:t>부모</w:t>
-            </w:r>
-          </w:p>
-        </w:tc>
-      </w:tr>
-      <w:tr>
-        <w:tc>
-          <w:tcPr>
-            <w:tcW w:type="dxa" w:w="4986"/>
-          </w:tcPr>
-          <w:p>
-            <w:r/>
-            <w:r>
-              <w:rPr>
-                <w:sz w:val="18"/>
-              </w:rPr>
-              <w:t>사전 조건</w:t>
-            </w:r>
-          </w:p>
-        </w:tc>
-        <w:tc>
-          <w:tcPr>
-            <w:tcW w:type="dxa" w:w="4986"/>
-          </w:tcPr>
-          <w:p>
-            <w:r/>
-            <w:r>
-              <w:rPr>
-                <w:sz w:val="18"/>
-              </w:rPr>
-              <w:t>부모 모드, 대상 날짜가 오늘 이하</w:t>
-            </w:r>
-          </w:p>
-        </w:tc>
-      </w:tr>
-    </w:tbl>
-    <w:p/>
-    <w:p>
-      <w:r>
-        <w:t>기본 흐름</w:t>
+        <w:t>UC-14 하잉RTA 주말 콘텐츠 켜기</w:t>
       </w:r>
     </w:p>
     <w:p>
@@ -2125,7 +2880,7 @@
         <w:pStyle w:val="ListNumber"/>
       </w:pPr>
       <w:r>
-        <w:t>주간 루틴표의 빈칸 탭</w:t>
+        <w:t>스위치를 켠다.</w:t>
       </w:r>
     </w:p>
     <w:p>
@@ -2133,7 +2888,7 @@
         <w:pStyle w:val="ListNumber"/>
       </w:pPr>
       <w:r>
-        <w:t>팝업 D-21 “들었어요로 표시할까요?” → 확인</w:t>
+        <w:t>“주말에 추가할까요?” 확인 창에서 추가하기를 누른다.</w:t>
       </w:r>
     </w:p>
     <w:p>
@@ -2141,12 +2896,31 @@
         <w:pStyle w:val="ListNumber"/>
       </w:pPr>
       <w:r>
-        <w:t>칸이 수동 체크(연한 색)로 바뀜, 이벤트 기록</w:t>
+        <w:t>토·일의 길과 부모 표에 찬양·바이블 스토리가 생긴다. 평일은 그대로다.</w:t>
       </w:r>
     </w:p>
     <w:p>
+      <w:pPr>
+        <w:pStyle w:val="Heading1"/>
+      </w:pPr>
       <w:r>
-        <w:t>대안 흐름</w:t>
+        <w:t>UC-15 루틴 알림 받기</w:t>
+      </w:r>
+    </w:p>
+    <w:p>
+      <w:pPr>
+        <w:pStyle w:val="ListNumber"/>
+      </w:pPr>
+      <w:r>
+        <w:t>정한 시각이 되면 알림 서비스가 “○○ 시간이에요”를 보낸다.</w:t>
+      </w:r>
+    </w:p>
+    <w:p>
+      <w:pPr>
+        <w:pStyle w:val="ListNumber"/>
+      </w:pPr>
+      <w:r>
+        <w:t>알림을 누르면 앱이 열리고 그 루틴 시트가 뜬다.</w:t>
       </w:r>
     </w:p>
     <w:p>
@@ -2154,7 +2928,7 @@
         <w:pStyle w:val="ListBullet"/>
       </w:pPr>
       <w:r>
-        <w:t>1a. 수동 체크 탭 → D-22 “표시를 지울까요?” → 해제</w:t>
+        <w:t>1a. 이미 끝낸 루틴이면 알림을 보내지 않는다.</w:t>
       </w:r>
     </w:p>
     <w:p>
@@ -2162,15 +2936,7 @@
         <w:pStyle w:val="ListBullet"/>
       </w:pPr>
       <w:r>
-        <w:t>1b. 자동 체크 탭 → 토스트 T-20 “앱에서 완료한 기록은 지울 수 없어요”</w:t>
-      </w:r>
-    </w:p>
-    <w:p>
-      <w:pPr>
-        <w:pStyle w:val="ListBullet"/>
-      </w:pPr>
-      <w:r>
-        <w:t>1c. 미래 날짜 → 비활성, 탭 무반응</w:t>
+        <w:t>1b. 저녁 8시에 남은 루틴이 있으면 한 번 더 알려 준다.</w:t>
       </w:r>
     </w:p>
     <w:p>
@@ -2178,12 +2944,7 @@
         <w:pStyle w:val="Heading1"/>
       </w:pPr>
       <w:r>
-        <w:t>UC-09 알림 설정</w:t>
-      </w:r>
-    </w:p>
-    <w:p>
-      <w:r>
-        <w:t>기본 흐름</w:t>
+        <w:t>UC-16 탈퇴하기</w:t>
       </w:r>
     </w:p>
     <w:p>
@@ -2191,7 +2952,7 @@
         <w:pStyle w:val="ListNumber"/>
       </w:pPr>
       <w:r>
-        <w:t>설정 → 알림. 루틴 4줄 각각 시각·스위치</w:t>
+        <w:t>설정에서 탈퇴를 누르고 확인한다.</w:t>
       </w:r>
     </w:p>
     <w:p>
@@ -2199,7 +2960,7 @@
         <w:pStyle w:val="ListNumber"/>
       </w:pPr>
       <w:r>
-        <w:t>시각 탭 → 시간 선택기 D-30 → 저장</w:t>
+        <w:t>기기의 계정·아이·기록을 지우고 로그인 화면으로 간다.</w:t>
       </w:r>
     </w:p>
     <w:p>
@@ -2207,201 +2968,16 @@
         <w:pStyle w:val="ListNumber"/>
       </w:pPr>
       <w:r>
-        <w:t>앱: 로컬 예약 갱신. 웹: 서버 스케줄 갱신</w:t>
+        <w:t xml:space="preserve">서버가 연결되어 있으면 </w:t>
       </w:r>
-    </w:p>
-    <w:p>
-      <w:pPr>
-        <w:pStyle w:val="ListNumber"/>
-      </w:pPr>
       <w:r>
-        <w:t>“알림 테스트” → 10초 뒤 테스트 알림</w:t>
+        <w:rPr>
+          <w:rFonts w:ascii="Consolas" w:hAnsi="Consolas" w:eastAsia="Consolas"/>
+        </w:rPr>
+        <w:t>DELETE /me</w:t>
       </w:r>
-    </w:p>
-    <w:p>
       <w:r>
-        <w:t>대안 흐름</w:t>
-      </w:r>
-    </w:p>
-    <w:p>
-      <w:pPr>
-        <w:pStyle w:val="ListBullet"/>
-      </w:pPr>
-      <w:r>
-        <w:t>1a. 권한 없음 → 상단 “알림 켜기” 버튼 → 시스템 권한 → 거부 시 D-31 (설정 앱 안내)</w:t>
-      </w:r>
-    </w:p>
-    <w:p>
-      <w:pPr>
-        <w:pStyle w:val="Heading1"/>
-      </w:pPr>
-      <w:r>
-        <w:t>UC-10 이미 들었을 때 (TV·다른 기기)</w:t>
-      </w:r>
-    </w:p>
-    <w:p>
-      <w:r>
-        <w:t>기본 흐름</w:t>
-      </w:r>
-    </w:p>
-    <w:p>
-      <w:pPr>
-        <w:pStyle w:val="ListNumber"/>
-      </w:pPr>
-      <w:r>
-        <w:t>L0에서 “이미 들었어요” 탭</w:t>
-      </w:r>
-    </w:p>
-    <w:p>
-      <w:pPr>
-        <w:pStyle w:val="ListNumber"/>
-      </w:pPr>
-      <w:r>
-        <w:t>UC-06 부모 확인</w:t>
-      </w:r>
-    </w:p>
-    <w:p>
-      <w:pPr>
-        <w:pStyle w:val="ListNumber"/>
-      </w:pPr>
-      <w:r>
-        <w:t>듣기 단계 수동 완료. 듣기 루틴이면 바로 L4, 주제 루틴이면 L2로</w:t>
-      </w:r>
-    </w:p>
-    <w:p>
-      <w:pPr>
-        <w:pStyle w:val="Heading1"/>
-      </w:pPr>
-      <w:r>
-        <w:t>UC-11 중간에 멈추기</w:t>
-      </w:r>
-    </w:p>
-    <w:p>
-      <w:pPr>
-        <w:pStyle w:val="ListNumber"/>
-      </w:pPr>
-      <w:r>
-        <w:t>L1·L2·L3의 X 또는 “오늘은 여기까지”</w:t>
-      </w:r>
-    </w:p>
-    <w:p>
-      <w:pPr>
-        <w:pStyle w:val="ListNumber"/>
-      </w:pPr>
-      <w:r>
-        <w:t>D-10 확인 → 홈. 진행 저장, 노드 ‘진행중’</w:t>
-      </w:r>
-    </w:p>
-    <w:p>
-      <w:pPr>
-        <w:pStyle w:val="ListNumber"/>
-      </w:pPr>
-      <w:r>
-        <w:t>같은 날 다시 열면 그 단계부터</w:t>
-      </w:r>
-    </w:p>
-    <w:p>
-      <w:pPr>
-        <w:pStyle w:val="Heading1"/>
-      </w:pPr>
-      <w:r>
-        <w:t>UC-12 하잉RTA 켜기</w:t>
-      </w:r>
-    </w:p>
-    <w:p>
-      <w:pPr>
-        <w:pStyle w:val="ListNumber"/>
-      </w:pPr>
-      <w:r>
-        <w:t>설정 → 주말 코스 스위치</w:t>
-      </w:r>
-    </w:p>
-    <w:p>
-      <w:pPr>
-        <w:pStyle w:val="ListNumber"/>
-      </w:pPr>
-      <w:r>
-        <w:t>D-40 “찬양·바이블 스토리가 토·일 코스에 추가돼요” → 확인</w:t>
-      </w:r>
-    </w:p>
-    <w:p>
-      <w:pPr>
-        <w:pStyle w:val="ListNumber"/>
-      </w:pPr>
-      <w:r>
-        <w:t>토·일 Day에 노드 2개 추가 (찬양율동, 바이블 스토리). 평일 무변화</w:t>
-      </w:r>
-    </w:p>
-    <w:p>
-      <w:pPr>
-        <w:pStyle w:val="Heading1"/>
-      </w:pPr>
-      <w:r>
-        <w:t>UC-13 Week 1 완료</w:t>
-      </w:r>
-    </w:p>
-    <w:p>
-      <w:pPr>
-        <w:pStyle w:val="ListNumber"/>
-      </w:pPr>
-      <w:r>
-        <w:t>Day 7 네 번째 루틴 L4 → 트로피 화면 L5</w:t>
-      </w:r>
-    </w:p>
-    <w:p>
-      <w:pPr>
-        <w:pStyle w:val="ListNumber"/>
-      </w:pPr>
-      <w:r>
-        <w:t>홈 맵 끝에 “Week 1 한 번 더” 노드</w:t>
-      </w:r>
-    </w:p>
-    <w:p>
-      <w:pPr>
-        <w:pStyle w:val="ListNumber"/>
-      </w:pPr>
-      <w:r>
-        <w:t>탭하면 Day 1부터 재시작 (기록은 별도 회차로 저장)</w:t>
-      </w:r>
-    </w:p>
-    <w:p>
-      <w:pPr>
-        <w:pStyle w:val="Heading1"/>
-      </w:pPr>
-      <w:r>
-        <w:t>UC-14 탈퇴</w:t>
-      </w:r>
-    </w:p>
-    <w:p>
-      <w:pPr>
-        <w:pStyle w:val="ListNumber"/>
-      </w:pPr>
-      <w:r>
-        <w:t>설정 → “데이터 모두 삭제하고 탈퇴”</w:t>
-      </w:r>
-    </w:p>
-    <w:p>
-      <w:pPr>
-        <w:pStyle w:val="ListNumber"/>
-      </w:pPr>
-      <w:r>
-        <w:t>UC-06 부모 확인</w:t>
-      </w:r>
-    </w:p>
-    <w:p>
-      <w:pPr>
-        <w:pStyle w:val="ListNumber"/>
-      </w:pPr>
-      <w:r>
-        <w:t>D-50: “삭제”를 입력해야 버튼 활성</w:t>
-      </w:r>
-    </w:p>
-    <w:p>
-      <w:pPr>
-        <w:pStyle w:val="ListNumber"/>
-      </w:pPr>
-      <w:r>
-        <w:t>계정·기록·사진·알림 구독 즉시 삭제 → 로그인 화면</w:t>
+        <w:t>로 계정과 딸린 모든 행이 함께 지워진다(CASCADE).</w:t>
       </w:r>
     </w:p>
     <w:sectPr>

--- a/docs/docx/03-유즈케이스-명세서.docx
+++ b/docs/docx/03-유즈케이스-명세서.docx
@@ -2041,7 +2041,7 @@
               <w:rPr>
                 <w:sz w:val="18"/>
               </w:rPr>
-              <w:t>유튜브가 열렸고 듣기 시간이 흐른다</w:t>
+              <w:t>시트 안에서 영상이 재생되고 듣기 시간이 흐른다</w:t>
             </w:r>
           </w:p>
         </w:tc>
@@ -2069,7 +2069,7 @@
         <w:pStyle w:val="ListNumber"/>
       </w:pPr>
       <w:r>
-        <w:t>유튜브(앱 또는 새 탭)에서 영상이 열린다.</w:t>
+        <w:t>시트의 머리 자리가 영상 칸으로 바뀌고 그 자리에서 재생된다.</w:t>
       </w:r>
     </w:p>
     <w:p>
@@ -2077,7 +2077,7 @@
         <w:pStyle w:val="ListNumber"/>
       </w:pPr>
       <w:r>
-        <w:t>앱은 시작 시각을 기록하고 시간을 잰다.</w:t>
+        <w:t>영상이 재생되는 동안만 듣기 시간이 흐른다.</w:t>
       </w:r>
     </w:p>
     <w:p>
@@ -2093,7 +2093,7 @@
         <w:pStyle w:val="ListBullet"/>
       </w:pPr>
       <w:r>
-        <w:t>4a. 멈춤을 누르면 지금까지의 시간이 쌓이고 멈춘다. 이어 듣기로 다시 흐른다.</w:t>
+        <w:t>3a. 끼워 넣기가 막힌 영상은 “유튜브에서 열기”가 나오고, 이때는 예전처럼 시계로 시간을 잰다.</w:t>
       </w:r>
     </w:p>
     <w:p>
@@ -2101,7 +2101,15 @@
         <w:pStyle w:val="ListBullet"/>
       </w:pPr>
       <w:r>
-        <w:t>4b. 앱을 닫았다 열어도 시작 시각에서 이어서 계산한다.</w:t>
+        <w:t>4a. 멈춤을 누르거나 영상을 멈추면 시간이 쌓이고 멈춘다. 덮개나 “이어서 듣기”를 누르면 다시 흐른다.</w:t>
+      </w:r>
+    </w:p>
+    <w:p>
+      <w:pPr>
+        <w:pStyle w:val="ListBullet"/>
+      </w:pPr>
+      <w:r>
+        <w:t>4b. 시트를 닫거나 앱을 내리면 영상과 시간이 함께 멈춘다.</w:t>
       </w:r>
     </w:p>
     <w:p>
